--- a/Desarrollo en Servidor/PUIG PARELLADA Alberto Sistema Web Dockerizado.docx
+++ b/Desarrollo en Servidor/PUIG PARELLADA Alberto Sistema Web Dockerizado.docx
@@ -1,6 +1,6 @@
 
 <file path=word/document.xml><?xml version="1.0" encoding="utf-8"?>
-<w:document xmlns:ve="http://schemas.openxmlformats.org/markup-compatibility/2006" xmlns:o="urn:schemas-microsoft-com:office:office" xmlns:r="http://schemas.openxmlformats.org/officeDocument/2006/relationships" xmlns:m="http://schemas.openxmlformats.org/officeDocument/2006/math" xmlns:v="urn:schemas-microsoft-com:vml" xmlns:wp="http://schemas.openxmlformats.org/drawingml/2006/wordprocessingDrawing" xmlns:w10="urn:schemas-microsoft-com:office:word" xmlns:w="http://schemas.openxmlformats.org/wordprocessingml/2006/main" xmlns:wne="http://schemas.microsoft.com/office/word/2006/wordml">
+<w:document xmlns:wpc="http://schemas.microsoft.com/office/word/2010/wordprocessingCanvas" xmlns:cx="http://schemas.microsoft.com/office/drawing/2014/chartex" xmlns:mc="http://schemas.openxmlformats.org/markup-compatibility/2006" xmlns:o="urn:schemas-microsoft-com:office:office" xmlns:r="http://schemas.openxmlformats.org/officeDocument/2006/relationships" xmlns:m="http://schemas.openxmlformats.org/officeDocument/2006/math" xmlns:v="urn:schemas-microsoft-com:vml" xmlns:wp14="http://schemas.microsoft.com/office/word/2010/wordprocessingDrawing" xmlns:wp="http://schemas.openxmlformats.org/drawingml/2006/wordprocessingDrawing" xmlns:w10="urn:schemas-microsoft-com:office:word" xmlns:w="http://schemas.openxmlformats.org/wordprocessingml/2006/main" xmlns:w14="http://schemas.microsoft.com/office/word/2010/wordml" xmlns:w15="http://schemas.microsoft.com/office/word/2012/wordml" xmlns:w16se="http://schemas.microsoft.com/office/word/2015/wordml/symex" xmlns:wpg="http://schemas.microsoft.com/office/word/2010/wordprocessingGroup" xmlns:wpi="http://schemas.microsoft.com/office/word/2010/wordprocessingInk" xmlns:wne="http://schemas.microsoft.com/office/word/2006/wordml" xmlns:wps="http://schemas.microsoft.com/office/word/2010/wordprocessingShape" mc:Ignorable="w14 w15 w16se wp14">
   <w:body>
     <w:p>
       <w:r>
@@ -450,16 +450,22 @@
         <w:rPr>
           <w:lang w:val="en-US"/>
         </w:rPr>
-        <w:t xml:space="preserve"> install -m 0755 -d /etc/apt/</w:t>
-      </w:r>
-      <w:proofErr w:type="spellStart"/>
-      <w:r>
-        <w:rPr>
-          <w:lang w:val="en-US"/>
-        </w:rPr>
-        <w:t>keyrings</w:t>
-      </w:r>
-      <w:proofErr w:type="spellEnd"/>
+        <w:t xml:space="preserve"> install -m 0755 -d /</w:t>
+      </w:r>
+      <w:proofErr w:type="spellStart"/>
+      <w:r>
+        <w:rPr>
+          <w:lang w:val="en-US"/>
+        </w:rPr>
+        <w:t>etc</w:t>
+      </w:r>
+      <w:proofErr w:type="spellEnd"/>
+      <w:r>
+        <w:rPr>
+          <w:lang w:val="en-US"/>
+        </w:rPr>
+        <w:t>/apt/keyrings</w:t>
+      </w:r>
     </w:p>
     <w:p>
       <w:pPr>
@@ -512,36 +518,16 @@
         <w:rPr>
           <w:lang w:val="en-US"/>
         </w:rPr>
-        <w:t>/</w:t>
-      </w:r>
-      <w:proofErr w:type="spellStart"/>
-      <w:r>
-        <w:rPr>
-          <w:lang w:val="en-US"/>
-        </w:rPr>
-        <w:t>apt</w:t>
-      </w:r>
-      <w:proofErr w:type="spellEnd"/>
-      <w:r>
-        <w:rPr>
-          <w:lang w:val="en-US"/>
-        </w:rPr>
-        <w:t>/</w:t>
-      </w:r>
-      <w:proofErr w:type="spellStart"/>
-      <w:r>
-        <w:rPr>
-          <w:lang w:val="en-US"/>
-        </w:rPr>
-        <w:t>keyrings</w:t>
-      </w:r>
-      <w:proofErr w:type="spellEnd"/>
-      <w:r>
-        <w:rPr>
-          <w:lang w:val="en-US"/>
-        </w:rPr>
-        <w:t>/docker.asc</w:t>
-      </w:r>
+        <w:t>/apt/keyrings/</w:t>
+      </w:r>
+      <w:proofErr w:type="spellStart"/>
+      <w:r>
+        <w:rPr>
+          <w:lang w:val="en-US"/>
+        </w:rPr>
+        <w:t>docker.asc</w:t>
+      </w:r>
+      <w:proofErr w:type="spellEnd"/>
     </w:p>
     <w:p>
       <w:pPr>
@@ -594,22 +580,30 @@
         <w:rPr>
           <w:lang w:val="en-US"/>
         </w:rPr>
-        <w:t xml:space="preserve"> /etc/apt/</w:t>
-      </w:r>
-      <w:proofErr w:type="spellStart"/>
-      <w:r>
-        <w:rPr>
-          <w:lang w:val="en-US"/>
-        </w:rPr>
-        <w:t>keyrings</w:t>
-      </w:r>
-      <w:proofErr w:type="spellEnd"/>
-      <w:r>
-        <w:rPr>
-          <w:lang w:val="en-US"/>
-        </w:rPr>
-        <w:t>/docker.asc</w:t>
-      </w:r>
+        <w:t xml:space="preserve"> /</w:t>
+      </w:r>
+      <w:proofErr w:type="spellStart"/>
+      <w:r>
+        <w:rPr>
+          <w:lang w:val="en-US"/>
+        </w:rPr>
+        <w:t>etc</w:t>
+      </w:r>
+      <w:proofErr w:type="spellEnd"/>
+      <w:r>
+        <w:rPr>
+          <w:lang w:val="en-US"/>
+        </w:rPr>
+        <w:t>/apt/keyrings/</w:t>
+      </w:r>
+      <w:proofErr w:type="spellStart"/>
+      <w:r>
+        <w:rPr>
+          <w:lang w:val="en-US"/>
+        </w:rPr>
+        <w:t>docker.asc</w:t>
+      </w:r>
+      <w:proofErr w:type="spellEnd"/>
     </w:p>
     <w:p>
       <w:pPr>
@@ -641,23 +635,7 @@
         <w:rPr>
           <w:lang w:val="en-US"/>
         </w:rPr>
-        <w:t>"</w:t>
-      </w:r>
-      <w:proofErr w:type="spellStart"/>
-      <w:proofErr w:type="gramStart"/>
-      <w:r>
-        <w:rPr>
-          <w:lang w:val="en-US"/>
-        </w:rPr>
-        <w:t>deb</w:t>
-      </w:r>
-      <w:proofErr w:type="spellEnd"/>
-      <w:proofErr w:type="gramEnd"/>
-      <w:r>
-        <w:rPr>
-          <w:lang w:val="en-US"/>
-        </w:rPr>
-        <w:t xml:space="preserve"> [arch=$(</w:t>
+        <w:t>"deb [arch=$(</w:t>
       </w:r>
       <w:proofErr w:type="spellStart"/>
       <w:r>
@@ -671,21 +649,35 @@
         <w:rPr>
           <w:lang w:val="en-US"/>
         </w:rPr>
-        <w:t xml:space="preserve"> --print-architecture) signed-by=/etc/apt/</w:t>
-      </w:r>
-      <w:proofErr w:type="spellStart"/>
-      <w:r>
-        <w:rPr>
-          <w:lang w:val="en-US"/>
-        </w:rPr>
-        <w:t>keyrings</w:t>
-      </w:r>
-      <w:proofErr w:type="spellEnd"/>
-      <w:r>
-        <w:rPr>
-          <w:lang w:val="en-US"/>
-        </w:rPr>
-        <w:t>/docker.asc] https://download.docker.com/linux/ubuntu \</w:t>
+        <w:t xml:space="preserve"> --print-architecture) signed-by=/</w:t>
+      </w:r>
+      <w:proofErr w:type="spellStart"/>
+      <w:r>
+        <w:rPr>
+          <w:lang w:val="en-US"/>
+        </w:rPr>
+        <w:t>etc</w:t>
+      </w:r>
+      <w:proofErr w:type="spellEnd"/>
+      <w:r>
+        <w:rPr>
+          <w:lang w:val="en-US"/>
+        </w:rPr>
+        <w:t>/apt/keyrings/</w:t>
+      </w:r>
+      <w:proofErr w:type="spellStart"/>
+      <w:r>
+        <w:rPr>
+          <w:lang w:val="en-US"/>
+        </w:rPr>
+        <w:t>docker.asc</w:t>
+      </w:r>
+      <w:proofErr w:type="spellEnd"/>
+      <w:r>
+        <w:rPr>
+          <w:lang w:val="en-US"/>
+        </w:rPr>
+        <w:t>] https://download.docker.com/linux/ubuntu \</w:t>
       </w:r>
     </w:p>
     <w:p>
@@ -717,35 +709,21 @@
         <w:rPr>
           <w:lang w:val="en-US"/>
         </w:rPr>
-        <w:t>/os-</w:t>
-      </w:r>
-      <w:proofErr w:type="spellStart"/>
-      <w:r>
-        <w:rPr>
-          <w:lang w:val="en-US"/>
-        </w:rPr>
-        <w:t>release</w:t>
-      </w:r>
-      <w:proofErr w:type="spellEnd"/>
-      <w:r>
-        <w:rPr>
-          <w:lang w:val="en-US"/>
-        </w:rPr>
-        <w:t xml:space="preserve"> &amp;&amp; echo "${UBUNTU_CODENAME:-$VERSION_CODENAME}") </w:t>
-      </w:r>
-      <w:proofErr w:type="spellStart"/>
-      <w:r>
-        <w:rPr>
-          <w:lang w:val="en-US"/>
-        </w:rPr>
-        <w:t>stable</w:t>
-      </w:r>
-      <w:proofErr w:type="spellEnd"/>
-      <w:r>
-        <w:rPr>
-          <w:lang w:val="en-US"/>
-        </w:rPr>
-        <w:t>" | \</w:t>
+        <w:t>/</w:t>
+      </w:r>
+      <w:proofErr w:type="spellStart"/>
+      <w:r>
+        <w:rPr>
+          <w:lang w:val="en-US"/>
+        </w:rPr>
+        <w:t>os</w:t>
+      </w:r>
+      <w:proofErr w:type="spellEnd"/>
+      <w:r>
+        <w:rPr>
+          <w:lang w:val="en-US"/>
+        </w:rPr>
+        <w:t>-release &amp;&amp; echo "${UBUNTU_CODENAME:-$VERSION_CODENAME}") stable" | \</w:t>
       </w:r>
     </w:p>
     <w:p>
@@ -771,7 +749,21 @@
         <w:rPr>
           <w:lang w:val="en-US"/>
         </w:rPr>
-        <w:t xml:space="preserve"> tee /etc/apt/</w:t>
+        <w:t xml:space="preserve"> tee /</w:t>
+      </w:r>
+      <w:proofErr w:type="spellStart"/>
+      <w:r>
+        <w:rPr>
+          <w:lang w:val="en-US"/>
+        </w:rPr>
+        <w:t>etc</w:t>
+      </w:r>
+      <w:proofErr w:type="spellEnd"/>
+      <w:r>
+        <w:rPr>
+          <w:lang w:val="en-US"/>
+        </w:rPr>
+        <w:t>/apt/</w:t>
       </w:r>
       <w:proofErr w:type="spellStart"/>
       <w:r>
@@ -872,34 +864,6 @@
         <w:rPr>
           <w:lang w:val="en-US"/>
         </w:rPr>
-        <w:t>docker-ce-cli</w:t>
-      </w:r>
-      <w:proofErr w:type="spellEnd"/>
-      <w:r>
-        <w:rPr>
-          <w:lang w:val="en-US"/>
-        </w:rPr>
-        <w:t xml:space="preserve"> containerd.io </w:t>
-      </w:r>
-      <w:proofErr w:type="spellStart"/>
-      <w:r>
-        <w:rPr>
-          <w:lang w:val="en-US"/>
-        </w:rPr>
-        <w:t>docker-buildx-plugin</w:t>
-      </w:r>
-      <w:proofErr w:type="spellEnd"/>
-      <w:r>
-        <w:rPr>
-          <w:lang w:val="en-US"/>
-        </w:rPr>
-        <w:t xml:space="preserve"> </w:t>
-      </w:r>
-      <w:proofErr w:type="spellStart"/>
-      <w:r>
-        <w:rPr>
-          <w:lang w:val="en-US"/>
-        </w:rPr>
         <w:t>docker</w:t>
       </w:r>
       <w:proofErr w:type="spellEnd"/>
@@ -907,16 +871,64 @@
         <w:rPr>
           <w:lang w:val="en-US"/>
         </w:rPr>
-        <w:t>-compose-</w:t>
-      </w:r>
-      <w:proofErr w:type="spellStart"/>
-      <w:r>
-        <w:rPr>
-          <w:lang w:val="en-US"/>
-        </w:rPr>
-        <w:t>plugin</w:t>
-      </w:r>
-      <w:proofErr w:type="spellEnd"/>
+        <w:t>-</w:t>
+      </w:r>
+      <w:proofErr w:type="spellStart"/>
+      <w:r>
+        <w:rPr>
+          <w:lang w:val="en-US"/>
+        </w:rPr>
+        <w:t>ce</w:t>
+      </w:r>
+      <w:proofErr w:type="spellEnd"/>
+      <w:r>
+        <w:rPr>
+          <w:lang w:val="en-US"/>
+        </w:rPr>
+        <w:t xml:space="preserve">-cli containerd.io </w:t>
+      </w:r>
+      <w:proofErr w:type="spellStart"/>
+      <w:r>
+        <w:rPr>
+          <w:lang w:val="en-US"/>
+        </w:rPr>
+        <w:t>docker</w:t>
+      </w:r>
+      <w:proofErr w:type="spellEnd"/>
+      <w:r>
+        <w:rPr>
+          <w:lang w:val="en-US"/>
+        </w:rPr>
+        <w:t>-</w:t>
+      </w:r>
+      <w:proofErr w:type="spellStart"/>
+      <w:r>
+        <w:rPr>
+          <w:lang w:val="en-US"/>
+        </w:rPr>
+        <w:t>buildx</w:t>
+      </w:r>
+      <w:proofErr w:type="spellEnd"/>
+      <w:r>
+        <w:rPr>
+          <w:lang w:val="en-US"/>
+        </w:rPr>
+        <w:t xml:space="preserve">-plugin </w:t>
+      </w:r>
+      <w:proofErr w:type="spellStart"/>
+      <w:r>
+        <w:rPr>
+          <w:lang w:val="en-US"/>
+        </w:rPr>
+        <w:t>docker</w:t>
+      </w:r>
+      <w:proofErr w:type="spellEnd"/>
+      <w:r>
+        <w:rPr>
+          <w:lang w:val="en-US"/>
+        </w:rPr>
+        <w:t>-compose-plugin</w:t>
+      </w:r>
     </w:p>
     <w:p>
       <w:pPr>
@@ -1122,12 +1134,773 @@
     </w:p>
     <w:p>
       <w:r>
-        <w:t>Contenido docker-compose.yml:</w:t>
-      </w:r>
-    </w:p>
-    <w:p>
-      <w:r>
+        <w:t xml:space="preserve">Contenido </w:t>
+      </w:r>
+      <w:proofErr w:type="spellStart"/>
+      <w:r>
+        <w:t>docker-compose.yml</w:t>
+      </w:r>
+      <w:proofErr w:type="spellEnd"/>
+      <w:r>
+        <w:t>:</w:t>
+      </w:r>
+    </w:p>
+    <w:p>
+      <w:pPr>
+        <w:shd w:val="clear" w:color="auto" w:fill="1E1F22"/>
+        <w:tabs>
+          <w:tab w:val="left" w:pos="916"/>
+          <w:tab w:val="left" w:pos="1832"/>
+          <w:tab w:val="left" w:pos="2748"/>
+          <w:tab w:val="left" w:pos="3664"/>
+          <w:tab w:val="left" w:pos="4580"/>
+          <w:tab w:val="left" w:pos="5496"/>
+          <w:tab w:val="left" w:pos="6412"/>
+          <w:tab w:val="left" w:pos="7328"/>
+          <w:tab w:val="left" w:pos="8244"/>
+          <w:tab w:val="left" w:pos="9160"/>
+          <w:tab w:val="left" w:pos="10076"/>
+          <w:tab w:val="left" w:pos="10992"/>
+          <w:tab w:val="left" w:pos="11908"/>
+          <w:tab w:val="left" w:pos="12824"/>
+          <w:tab w:val="left" w:pos="13740"/>
+          <w:tab w:val="left" w:pos="14656"/>
+        </w:tabs>
+        <w:spacing w:after="0" w:line="240" w:lineRule="auto"/>
+        <w:rPr>
+          <w:rFonts w:ascii="Courier New" w:eastAsia="Times New Roman" w:hAnsi="Courier New" w:cs="Courier New"/>
+          <w:color w:val="BCBEC4"/>
+          <w:sz w:val="20"/>
+          <w:szCs w:val="20"/>
+          <w:lang w:eastAsia="es-ES"/>
+        </w:rPr>
+      </w:pPr>
+      <w:proofErr w:type="spellStart"/>
+      <w:r>
+        <w:rPr>
+          <w:rFonts w:ascii="Courier New" w:eastAsia="Times New Roman" w:hAnsi="Courier New" w:cs="Courier New"/>
+          <w:color w:val="CF8E6D"/>
+          <w:sz w:val="20"/>
+          <w:szCs w:val="20"/>
+          <w:lang w:eastAsia="es-ES"/>
+        </w:rPr>
         <w:lastRenderedPageBreak/>
+        <w:t>services</w:t>
+      </w:r>
+      <w:proofErr w:type="spellEnd"/>
+      <w:r>
+        <w:rPr>
+          <w:rFonts w:ascii="Courier New" w:eastAsia="Times New Roman" w:hAnsi="Courier New" w:cs="Courier New"/>
+          <w:color w:val="BCBEC4"/>
+          <w:sz w:val="20"/>
+          <w:szCs w:val="20"/>
+          <w:lang w:eastAsia="es-ES"/>
+        </w:rPr>
+        <w:t>:</w:t>
+      </w:r>
+      <w:r>
+        <w:rPr>
+          <w:rFonts w:ascii="Courier New" w:eastAsia="Times New Roman" w:hAnsi="Courier New" w:cs="Courier New"/>
+          <w:color w:val="BCBEC4"/>
+          <w:sz w:val="20"/>
+          <w:szCs w:val="20"/>
+          <w:lang w:eastAsia="es-ES"/>
+        </w:rPr>
+        <w:br/>
+        <w:t xml:space="preserve">  </w:t>
+      </w:r>
+      <w:r>
+        <w:rPr>
+          <w:rFonts w:ascii="Courier New" w:eastAsia="Times New Roman" w:hAnsi="Courier New" w:cs="Courier New"/>
+          <w:color w:val="CF8E6D"/>
+          <w:sz w:val="20"/>
+          <w:szCs w:val="20"/>
+          <w:lang w:eastAsia="es-ES"/>
+        </w:rPr>
+        <w:t>web</w:t>
+      </w:r>
+      <w:r>
+        <w:rPr>
+          <w:rFonts w:ascii="Courier New" w:eastAsia="Times New Roman" w:hAnsi="Courier New" w:cs="Courier New"/>
+          <w:color w:val="BCBEC4"/>
+          <w:sz w:val="20"/>
+          <w:szCs w:val="20"/>
+          <w:lang w:eastAsia="es-ES"/>
+        </w:rPr>
+        <w:t>:</w:t>
+      </w:r>
+      <w:r>
+        <w:rPr>
+          <w:rFonts w:ascii="Courier New" w:eastAsia="Times New Roman" w:hAnsi="Courier New" w:cs="Courier New"/>
+          <w:color w:val="BCBEC4"/>
+          <w:sz w:val="20"/>
+          <w:szCs w:val="20"/>
+          <w:lang w:eastAsia="es-ES"/>
+        </w:rPr>
+        <w:br/>
+        <w:t xml:space="preserve">    </w:t>
+      </w:r>
+      <w:proofErr w:type="spellStart"/>
+      <w:r>
+        <w:rPr>
+          <w:rFonts w:ascii="Courier New" w:eastAsia="Times New Roman" w:hAnsi="Courier New" w:cs="Courier New"/>
+          <w:color w:val="CF8E6D"/>
+          <w:sz w:val="20"/>
+          <w:szCs w:val="20"/>
+          <w:lang w:eastAsia="es-ES"/>
+        </w:rPr>
+        <w:t>build</w:t>
+      </w:r>
+      <w:proofErr w:type="spellEnd"/>
+      <w:r>
+        <w:rPr>
+          <w:rFonts w:ascii="Courier New" w:eastAsia="Times New Roman" w:hAnsi="Courier New" w:cs="Courier New"/>
+          <w:color w:val="BCBEC4"/>
+          <w:sz w:val="20"/>
+          <w:szCs w:val="20"/>
+          <w:lang w:eastAsia="es-ES"/>
+        </w:rPr>
+        <w:t>: ./web</w:t>
+      </w:r>
+      <w:r>
+        <w:rPr>
+          <w:rFonts w:ascii="Courier New" w:eastAsia="Times New Roman" w:hAnsi="Courier New" w:cs="Courier New"/>
+          <w:color w:val="BCBEC4"/>
+          <w:sz w:val="20"/>
+          <w:szCs w:val="20"/>
+          <w:lang w:eastAsia="es-ES"/>
+        </w:rPr>
+        <w:br/>
+        <w:t xml:space="preserve">    </w:t>
+      </w:r>
+      <w:proofErr w:type="spellStart"/>
+      <w:r>
+        <w:rPr>
+          <w:rFonts w:ascii="Courier New" w:eastAsia="Times New Roman" w:hAnsi="Courier New" w:cs="Courier New"/>
+          <w:color w:val="CF8E6D"/>
+          <w:sz w:val="20"/>
+          <w:szCs w:val="20"/>
+          <w:lang w:eastAsia="es-ES"/>
+        </w:rPr>
+        <w:t>container_name</w:t>
+      </w:r>
+      <w:proofErr w:type="spellEnd"/>
+      <w:r>
+        <w:rPr>
+          <w:rFonts w:ascii="Courier New" w:eastAsia="Times New Roman" w:hAnsi="Courier New" w:cs="Courier New"/>
+          <w:color w:val="BCBEC4"/>
+          <w:sz w:val="20"/>
+          <w:szCs w:val="20"/>
+          <w:lang w:eastAsia="es-ES"/>
+        </w:rPr>
+        <w:t>: web</w:t>
+      </w:r>
+      <w:r>
+        <w:rPr>
+          <w:rFonts w:ascii="Courier New" w:eastAsia="Times New Roman" w:hAnsi="Courier New" w:cs="Courier New"/>
+          <w:color w:val="BCBEC4"/>
+          <w:sz w:val="20"/>
+          <w:szCs w:val="20"/>
+          <w:lang w:eastAsia="es-ES"/>
+        </w:rPr>
+        <w:br/>
+        <w:t xml:space="preserve">    </w:t>
+      </w:r>
+      <w:proofErr w:type="spellStart"/>
+      <w:r>
+        <w:rPr>
+          <w:rFonts w:ascii="Courier New" w:eastAsia="Times New Roman" w:hAnsi="Courier New" w:cs="Courier New"/>
+          <w:color w:val="CF8E6D"/>
+          <w:sz w:val="20"/>
+          <w:szCs w:val="20"/>
+          <w:lang w:eastAsia="es-ES"/>
+        </w:rPr>
+        <w:t>hostname</w:t>
+      </w:r>
+      <w:proofErr w:type="spellEnd"/>
+      <w:r>
+        <w:rPr>
+          <w:rFonts w:ascii="Courier New" w:eastAsia="Times New Roman" w:hAnsi="Courier New" w:cs="Courier New"/>
+          <w:color w:val="BCBEC4"/>
+          <w:sz w:val="20"/>
+          <w:szCs w:val="20"/>
+          <w:lang w:eastAsia="es-ES"/>
+        </w:rPr>
+        <w:t>: web</w:t>
+      </w:r>
+      <w:r>
+        <w:rPr>
+          <w:rFonts w:ascii="Courier New" w:eastAsia="Times New Roman" w:hAnsi="Courier New" w:cs="Courier New"/>
+          <w:color w:val="BCBEC4"/>
+          <w:sz w:val="20"/>
+          <w:szCs w:val="20"/>
+          <w:lang w:eastAsia="es-ES"/>
+        </w:rPr>
+        <w:br/>
+        <w:t xml:space="preserve">    </w:t>
+      </w:r>
+      <w:proofErr w:type="spellStart"/>
+      <w:r>
+        <w:rPr>
+          <w:rFonts w:ascii="Courier New" w:eastAsia="Times New Roman" w:hAnsi="Courier New" w:cs="Courier New"/>
+          <w:color w:val="CF8E6D"/>
+          <w:sz w:val="20"/>
+          <w:szCs w:val="20"/>
+          <w:lang w:eastAsia="es-ES"/>
+        </w:rPr>
+        <w:t>ports</w:t>
+      </w:r>
+      <w:proofErr w:type="spellEnd"/>
+      <w:r>
+        <w:rPr>
+          <w:rFonts w:ascii="Courier New" w:eastAsia="Times New Roman" w:hAnsi="Courier New" w:cs="Courier New"/>
+          <w:color w:val="BCBEC4"/>
+          <w:sz w:val="20"/>
+          <w:szCs w:val="20"/>
+          <w:lang w:eastAsia="es-ES"/>
+        </w:rPr>
+        <w:t>:</w:t>
+      </w:r>
+      <w:r>
+        <w:rPr>
+          <w:rFonts w:ascii="Courier New" w:eastAsia="Times New Roman" w:hAnsi="Courier New" w:cs="Courier New"/>
+          <w:color w:val="BCBEC4"/>
+          <w:sz w:val="20"/>
+          <w:szCs w:val="20"/>
+          <w:lang w:eastAsia="es-ES"/>
+        </w:rPr>
+        <w:br/>
+        <w:t xml:space="preserve">      - 8100:80</w:t>
+      </w:r>
+      <w:r>
+        <w:rPr>
+          <w:rFonts w:ascii="Courier New" w:eastAsia="Times New Roman" w:hAnsi="Courier New" w:cs="Courier New"/>
+          <w:color w:val="BCBEC4"/>
+          <w:sz w:val="20"/>
+          <w:szCs w:val="20"/>
+          <w:lang w:eastAsia="es-ES"/>
+        </w:rPr>
+        <w:br/>
+        <w:t xml:space="preserve">    </w:t>
+      </w:r>
+      <w:proofErr w:type="spellStart"/>
+      <w:r>
+        <w:rPr>
+          <w:rFonts w:ascii="Courier New" w:eastAsia="Times New Roman" w:hAnsi="Courier New" w:cs="Courier New"/>
+          <w:color w:val="CF8E6D"/>
+          <w:sz w:val="20"/>
+          <w:szCs w:val="20"/>
+          <w:lang w:eastAsia="es-ES"/>
+        </w:rPr>
+        <w:t>volumes</w:t>
+      </w:r>
+      <w:proofErr w:type="spellEnd"/>
+      <w:r>
+        <w:rPr>
+          <w:rFonts w:ascii="Courier New" w:eastAsia="Times New Roman" w:hAnsi="Courier New" w:cs="Courier New"/>
+          <w:color w:val="BCBEC4"/>
+          <w:sz w:val="20"/>
+          <w:szCs w:val="20"/>
+          <w:lang w:eastAsia="es-ES"/>
+        </w:rPr>
+        <w:t>:</w:t>
+      </w:r>
+      <w:r>
+        <w:rPr>
+          <w:rFonts w:ascii="Courier New" w:eastAsia="Times New Roman" w:hAnsi="Courier New" w:cs="Courier New"/>
+          <w:color w:val="BCBEC4"/>
+          <w:sz w:val="20"/>
+          <w:szCs w:val="20"/>
+          <w:lang w:eastAsia="es-ES"/>
+        </w:rPr>
+        <w:br/>
+        <w:t xml:space="preserve">      - ../app:/</w:t>
+      </w:r>
+      <w:proofErr w:type="spellStart"/>
+      <w:r>
+        <w:rPr>
+          <w:rFonts w:ascii="Courier New" w:eastAsia="Times New Roman" w:hAnsi="Courier New" w:cs="Courier New"/>
+          <w:color w:val="BCBEC4"/>
+          <w:sz w:val="20"/>
+          <w:szCs w:val="20"/>
+          <w:lang w:eastAsia="es-ES"/>
+        </w:rPr>
+        <w:t>var</w:t>
+      </w:r>
+      <w:proofErr w:type="spellEnd"/>
+      <w:r>
+        <w:rPr>
+          <w:rFonts w:ascii="Courier New" w:eastAsia="Times New Roman" w:hAnsi="Courier New" w:cs="Courier New"/>
+          <w:color w:val="BCBEC4"/>
+          <w:sz w:val="20"/>
+          <w:szCs w:val="20"/>
+          <w:lang w:eastAsia="es-ES"/>
+        </w:rPr>
+        <w:t>/www/</w:t>
+      </w:r>
+      <w:proofErr w:type="spellStart"/>
+      <w:r>
+        <w:rPr>
+          <w:rFonts w:ascii="Courier New" w:eastAsia="Times New Roman" w:hAnsi="Courier New" w:cs="Courier New"/>
+          <w:color w:val="BCBEC4"/>
+          <w:sz w:val="20"/>
+          <w:szCs w:val="20"/>
+          <w:lang w:eastAsia="es-ES"/>
+        </w:rPr>
+        <w:t>html</w:t>
+      </w:r>
+      <w:proofErr w:type="spellEnd"/>
+      <w:r>
+        <w:rPr>
+          <w:rFonts w:ascii="Courier New" w:eastAsia="Times New Roman" w:hAnsi="Courier New" w:cs="Courier New"/>
+          <w:color w:val="BCBEC4"/>
+          <w:sz w:val="20"/>
+          <w:szCs w:val="20"/>
+          <w:lang w:eastAsia="es-ES"/>
+        </w:rPr>
+        <w:br/>
+        <w:t xml:space="preserve">  </w:t>
+      </w:r>
+      <w:proofErr w:type="spellStart"/>
+      <w:r>
+        <w:rPr>
+          <w:rFonts w:ascii="Courier New" w:eastAsia="Times New Roman" w:hAnsi="Courier New" w:cs="Courier New"/>
+          <w:color w:val="CF8E6D"/>
+          <w:sz w:val="20"/>
+          <w:szCs w:val="20"/>
+          <w:lang w:eastAsia="es-ES"/>
+        </w:rPr>
+        <w:t>mysql</w:t>
+      </w:r>
+      <w:proofErr w:type="spellEnd"/>
+      <w:r>
+        <w:rPr>
+          <w:rFonts w:ascii="Courier New" w:eastAsia="Times New Roman" w:hAnsi="Courier New" w:cs="Courier New"/>
+          <w:color w:val="BCBEC4"/>
+          <w:sz w:val="20"/>
+          <w:szCs w:val="20"/>
+          <w:lang w:eastAsia="es-ES"/>
+        </w:rPr>
+        <w:t>:</w:t>
+      </w:r>
+      <w:r>
+        <w:rPr>
+          <w:rFonts w:ascii="Courier New" w:eastAsia="Times New Roman" w:hAnsi="Courier New" w:cs="Courier New"/>
+          <w:color w:val="BCBEC4"/>
+          <w:sz w:val="20"/>
+          <w:szCs w:val="20"/>
+          <w:lang w:eastAsia="es-ES"/>
+        </w:rPr>
+        <w:br/>
+        <w:t xml:space="preserve">    </w:t>
+      </w:r>
+      <w:proofErr w:type="spellStart"/>
+      <w:r>
+        <w:rPr>
+          <w:rFonts w:ascii="Courier New" w:eastAsia="Times New Roman" w:hAnsi="Courier New" w:cs="Courier New"/>
+          <w:color w:val="CF8E6D"/>
+          <w:sz w:val="20"/>
+          <w:szCs w:val="20"/>
+          <w:lang w:eastAsia="es-ES"/>
+        </w:rPr>
+        <w:t>build</w:t>
+      </w:r>
+      <w:proofErr w:type="spellEnd"/>
+      <w:r>
+        <w:rPr>
+          <w:rFonts w:ascii="Courier New" w:eastAsia="Times New Roman" w:hAnsi="Courier New" w:cs="Courier New"/>
+          <w:color w:val="BCBEC4"/>
+          <w:sz w:val="20"/>
+          <w:szCs w:val="20"/>
+          <w:lang w:eastAsia="es-ES"/>
+        </w:rPr>
+        <w:t>: ./</w:t>
+      </w:r>
+      <w:proofErr w:type="spellStart"/>
+      <w:r>
+        <w:rPr>
+          <w:rFonts w:ascii="Courier New" w:eastAsia="Times New Roman" w:hAnsi="Courier New" w:cs="Courier New"/>
+          <w:color w:val="BCBEC4"/>
+          <w:sz w:val="20"/>
+          <w:szCs w:val="20"/>
+          <w:lang w:eastAsia="es-ES"/>
+        </w:rPr>
+        <w:t>mysql</w:t>
+      </w:r>
+      <w:proofErr w:type="spellEnd"/>
+      <w:r>
+        <w:rPr>
+          <w:rFonts w:ascii="Courier New" w:eastAsia="Times New Roman" w:hAnsi="Courier New" w:cs="Courier New"/>
+          <w:color w:val="BCBEC4"/>
+          <w:sz w:val="20"/>
+          <w:szCs w:val="20"/>
+          <w:lang w:eastAsia="es-ES"/>
+        </w:rPr>
+        <w:br/>
+        <w:t xml:space="preserve">    </w:t>
+      </w:r>
+      <w:proofErr w:type="spellStart"/>
+      <w:r>
+        <w:rPr>
+          <w:rFonts w:ascii="Courier New" w:eastAsia="Times New Roman" w:hAnsi="Courier New" w:cs="Courier New"/>
+          <w:color w:val="CF8E6D"/>
+          <w:sz w:val="20"/>
+          <w:szCs w:val="20"/>
+          <w:lang w:eastAsia="es-ES"/>
+        </w:rPr>
+        <w:t>container_name</w:t>
+      </w:r>
+      <w:proofErr w:type="spellEnd"/>
+      <w:r>
+        <w:rPr>
+          <w:rFonts w:ascii="Courier New" w:eastAsia="Times New Roman" w:hAnsi="Courier New" w:cs="Courier New"/>
+          <w:color w:val="BCBEC4"/>
+          <w:sz w:val="20"/>
+          <w:szCs w:val="20"/>
+          <w:lang w:eastAsia="es-ES"/>
+        </w:rPr>
+        <w:t xml:space="preserve">: </w:t>
+      </w:r>
+      <w:proofErr w:type="spellStart"/>
+      <w:r>
+        <w:rPr>
+          <w:rFonts w:ascii="Courier New" w:eastAsia="Times New Roman" w:hAnsi="Courier New" w:cs="Courier New"/>
+          <w:color w:val="BCBEC4"/>
+          <w:sz w:val="20"/>
+          <w:szCs w:val="20"/>
+          <w:lang w:eastAsia="es-ES"/>
+        </w:rPr>
+        <w:t>mysql</w:t>
+      </w:r>
+      <w:proofErr w:type="spellEnd"/>
+      <w:r>
+        <w:rPr>
+          <w:rFonts w:ascii="Courier New" w:eastAsia="Times New Roman" w:hAnsi="Courier New" w:cs="Courier New"/>
+          <w:color w:val="BCBEC4"/>
+          <w:sz w:val="20"/>
+          <w:szCs w:val="20"/>
+          <w:lang w:eastAsia="es-ES"/>
+        </w:rPr>
+        <w:br/>
+        <w:t xml:space="preserve">    </w:t>
+      </w:r>
+      <w:proofErr w:type="spellStart"/>
+      <w:r>
+        <w:rPr>
+          <w:rFonts w:ascii="Courier New" w:eastAsia="Times New Roman" w:hAnsi="Courier New" w:cs="Courier New"/>
+          <w:color w:val="CF8E6D"/>
+          <w:sz w:val="20"/>
+          <w:szCs w:val="20"/>
+          <w:lang w:eastAsia="es-ES"/>
+        </w:rPr>
+        <w:t>hostname</w:t>
+      </w:r>
+      <w:proofErr w:type="spellEnd"/>
+      <w:r>
+        <w:rPr>
+          <w:rFonts w:ascii="Courier New" w:eastAsia="Times New Roman" w:hAnsi="Courier New" w:cs="Courier New"/>
+          <w:color w:val="BCBEC4"/>
+          <w:sz w:val="20"/>
+          <w:szCs w:val="20"/>
+          <w:lang w:eastAsia="es-ES"/>
+        </w:rPr>
+        <w:t xml:space="preserve">: </w:t>
+      </w:r>
+      <w:proofErr w:type="spellStart"/>
+      <w:r>
+        <w:rPr>
+          <w:rFonts w:ascii="Courier New" w:eastAsia="Times New Roman" w:hAnsi="Courier New" w:cs="Courier New"/>
+          <w:color w:val="BCBEC4"/>
+          <w:sz w:val="20"/>
+          <w:szCs w:val="20"/>
+          <w:lang w:eastAsia="es-ES"/>
+        </w:rPr>
+        <w:t>mysql</w:t>
+      </w:r>
+      <w:proofErr w:type="spellEnd"/>
+      <w:r>
+        <w:rPr>
+          <w:rFonts w:ascii="Courier New" w:eastAsia="Times New Roman" w:hAnsi="Courier New" w:cs="Courier New"/>
+          <w:color w:val="BCBEC4"/>
+          <w:sz w:val="20"/>
+          <w:szCs w:val="20"/>
+          <w:lang w:eastAsia="es-ES"/>
+        </w:rPr>
+        <w:br/>
+        <w:t xml:space="preserve">    </w:t>
+      </w:r>
+      <w:proofErr w:type="spellStart"/>
+      <w:r>
+        <w:rPr>
+          <w:rFonts w:ascii="Courier New" w:eastAsia="Times New Roman" w:hAnsi="Courier New" w:cs="Courier New"/>
+          <w:color w:val="CF8E6D"/>
+          <w:sz w:val="20"/>
+          <w:szCs w:val="20"/>
+          <w:lang w:eastAsia="es-ES"/>
+        </w:rPr>
+        <w:t>environment</w:t>
+      </w:r>
+      <w:proofErr w:type="spellEnd"/>
+      <w:r>
+        <w:rPr>
+          <w:rFonts w:ascii="Courier New" w:eastAsia="Times New Roman" w:hAnsi="Courier New" w:cs="Courier New"/>
+          <w:color w:val="BCBEC4"/>
+          <w:sz w:val="20"/>
+          <w:szCs w:val="20"/>
+          <w:lang w:eastAsia="es-ES"/>
+        </w:rPr>
+        <w:t>:</w:t>
+      </w:r>
+      <w:r>
+        <w:rPr>
+          <w:rFonts w:ascii="Courier New" w:eastAsia="Times New Roman" w:hAnsi="Courier New" w:cs="Courier New"/>
+          <w:color w:val="BCBEC4"/>
+          <w:sz w:val="20"/>
+          <w:szCs w:val="20"/>
+          <w:lang w:eastAsia="es-ES"/>
+        </w:rPr>
+        <w:br/>
+        <w:t xml:space="preserve">      - MYSQL_USER=alumno</w:t>
+      </w:r>
+      <w:r>
+        <w:rPr>
+          <w:rFonts w:ascii="Courier New" w:eastAsia="Times New Roman" w:hAnsi="Courier New" w:cs="Courier New"/>
+          <w:color w:val="BCBEC4"/>
+          <w:sz w:val="20"/>
+          <w:szCs w:val="20"/>
+          <w:lang w:eastAsia="es-ES"/>
+        </w:rPr>
+        <w:br/>
+        <w:t xml:space="preserve">      - MYSQL_DATABASE=instituto</w:t>
+      </w:r>
+      <w:r>
+        <w:rPr>
+          <w:rFonts w:ascii="Courier New" w:eastAsia="Times New Roman" w:hAnsi="Courier New" w:cs="Courier New"/>
+          <w:color w:val="BCBEC4"/>
+          <w:sz w:val="20"/>
+          <w:szCs w:val="20"/>
+          <w:lang w:eastAsia="es-ES"/>
+        </w:rPr>
+        <w:br/>
+        <w:t xml:space="preserve">      - MYSQL_PASSWORD=12345</w:t>
+      </w:r>
+      <w:r>
+        <w:rPr>
+          <w:rFonts w:ascii="Courier New" w:eastAsia="Times New Roman" w:hAnsi="Courier New" w:cs="Courier New"/>
+          <w:color w:val="BCBEC4"/>
+          <w:sz w:val="20"/>
+          <w:szCs w:val="20"/>
+          <w:lang w:eastAsia="es-ES"/>
+        </w:rPr>
+        <w:br/>
+        <w:t xml:space="preserve">      - MYSQL_ROOT_PASSWORD=</w:t>
+      </w:r>
+      <w:proofErr w:type="spellStart"/>
+      <w:r>
+        <w:rPr>
+          <w:rFonts w:ascii="Courier New" w:eastAsia="Times New Roman" w:hAnsi="Courier New" w:cs="Courier New"/>
+          <w:color w:val="BCBEC4"/>
+          <w:sz w:val="20"/>
+          <w:szCs w:val="20"/>
+          <w:lang w:eastAsia="es-ES"/>
+        </w:rPr>
+        <w:t>rootpass</w:t>
+      </w:r>
+      <w:proofErr w:type="spellEnd"/>
+      <w:r>
+        <w:rPr>
+          <w:rFonts w:ascii="Courier New" w:eastAsia="Times New Roman" w:hAnsi="Courier New" w:cs="Courier New"/>
+          <w:color w:val="BCBEC4"/>
+          <w:sz w:val="20"/>
+          <w:szCs w:val="20"/>
+          <w:lang w:eastAsia="es-ES"/>
+        </w:rPr>
+        <w:br/>
+        <w:t xml:space="preserve">  </w:t>
+      </w:r>
+      <w:proofErr w:type="spellStart"/>
+      <w:r>
+        <w:rPr>
+          <w:rFonts w:ascii="Courier New" w:eastAsia="Times New Roman" w:hAnsi="Courier New" w:cs="Courier New"/>
+          <w:color w:val="CF8E6D"/>
+          <w:sz w:val="20"/>
+          <w:szCs w:val="20"/>
+          <w:lang w:eastAsia="es-ES"/>
+        </w:rPr>
+        <w:t>phpmyadmin</w:t>
+      </w:r>
+      <w:proofErr w:type="spellEnd"/>
+      <w:r>
+        <w:rPr>
+          <w:rFonts w:ascii="Courier New" w:eastAsia="Times New Roman" w:hAnsi="Courier New" w:cs="Courier New"/>
+          <w:color w:val="BCBEC4"/>
+          <w:sz w:val="20"/>
+          <w:szCs w:val="20"/>
+          <w:lang w:eastAsia="es-ES"/>
+        </w:rPr>
+        <w:t>:</w:t>
+      </w:r>
+      <w:r>
+        <w:rPr>
+          <w:rFonts w:ascii="Courier New" w:eastAsia="Times New Roman" w:hAnsi="Courier New" w:cs="Courier New"/>
+          <w:color w:val="BCBEC4"/>
+          <w:sz w:val="20"/>
+          <w:szCs w:val="20"/>
+          <w:lang w:eastAsia="es-ES"/>
+        </w:rPr>
+        <w:br/>
+        <w:t xml:space="preserve">    </w:t>
+      </w:r>
+      <w:proofErr w:type="spellStart"/>
+      <w:r>
+        <w:rPr>
+          <w:rFonts w:ascii="Courier New" w:eastAsia="Times New Roman" w:hAnsi="Courier New" w:cs="Courier New"/>
+          <w:color w:val="CF8E6D"/>
+          <w:sz w:val="20"/>
+          <w:szCs w:val="20"/>
+          <w:lang w:eastAsia="es-ES"/>
+        </w:rPr>
+        <w:t>build</w:t>
+      </w:r>
+      <w:proofErr w:type="spellEnd"/>
+      <w:r>
+        <w:rPr>
+          <w:rFonts w:ascii="Courier New" w:eastAsia="Times New Roman" w:hAnsi="Courier New" w:cs="Courier New"/>
+          <w:color w:val="BCBEC4"/>
+          <w:sz w:val="20"/>
+          <w:szCs w:val="20"/>
+          <w:lang w:eastAsia="es-ES"/>
+        </w:rPr>
+        <w:t>: ./</w:t>
+      </w:r>
+      <w:proofErr w:type="spellStart"/>
+      <w:r>
+        <w:rPr>
+          <w:rFonts w:ascii="Courier New" w:eastAsia="Times New Roman" w:hAnsi="Courier New" w:cs="Courier New"/>
+          <w:color w:val="BCBEC4"/>
+          <w:sz w:val="20"/>
+          <w:szCs w:val="20"/>
+          <w:lang w:eastAsia="es-ES"/>
+        </w:rPr>
+        <w:t>phpmyadmin</w:t>
+      </w:r>
+      <w:proofErr w:type="spellEnd"/>
+      <w:r>
+        <w:rPr>
+          <w:rFonts w:ascii="Courier New" w:eastAsia="Times New Roman" w:hAnsi="Courier New" w:cs="Courier New"/>
+          <w:color w:val="BCBEC4"/>
+          <w:sz w:val="20"/>
+          <w:szCs w:val="20"/>
+          <w:lang w:eastAsia="es-ES"/>
+        </w:rPr>
+        <w:br/>
+        <w:t xml:space="preserve">    </w:t>
+      </w:r>
+      <w:proofErr w:type="spellStart"/>
+      <w:r>
+        <w:rPr>
+          <w:rFonts w:ascii="Courier New" w:eastAsia="Times New Roman" w:hAnsi="Courier New" w:cs="Courier New"/>
+          <w:color w:val="CF8E6D"/>
+          <w:sz w:val="20"/>
+          <w:szCs w:val="20"/>
+          <w:lang w:eastAsia="es-ES"/>
+        </w:rPr>
+        <w:t>ports</w:t>
+      </w:r>
+      <w:proofErr w:type="spellEnd"/>
+      <w:r>
+        <w:rPr>
+          <w:rFonts w:ascii="Courier New" w:eastAsia="Times New Roman" w:hAnsi="Courier New" w:cs="Courier New"/>
+          <w:color w:val="BCBEC4"/>
+          <w:sz w:val="20"/>
+          <w:szCs w:val="20"/>
+          <w:lang w:eastAsia="es-ES"/>
+        </w:rPr>
+        <w:t>:</w:t>
+      </w:r>
+      <w:r>
+        <w:rPr>
+          <w:rFonts w:ascii="Courier New" w:eastAsia="Times New Roman" w:hAnsi="Courier New" w:cs="Courier New"/>
+          <w:color w:val="BCBEC4"/>
+          <w:sz w:val="20"/>
+          <w:szCs w:val="20"/>
+          <w:lang w:eastAsia="es-ES"/>
+        </w:rPr>
+        <w:br/>
+        <w:t xml:space="preserve">      - 8101:80</w:t>
+      </w:r>
+      <w:r>
+        <w:rPr>
+          <w:rFonts w:ascii="Courier New" w:eastAsia="Times New Roman" w:hAnsi="Courier New" w:cs="Courier New"/>
+          <w:color w:val="BCBEC4"/>
+          <w:sz w:val="20"/>
+          <w:szCs w:val="20"/>
+          <w:lang w:eastAsia="es-ES"/>
+        </w:rPr>
+        <w:br/>
+        <w:t xml:space="preserve">    </w:t>
+      </w:r>
+      <w:proofErr w:type="spellStart"/>
+      <w:r>
+        <w:rPr>
+          <w:rFonts w:ascii="Courier New" w:eastAsia="Times New Roman" w:hAnsi="Courier New" w:cs="Courier New"/>
+          <w:color w:val="CF8E6D"/>
+          <w:sz w:val="20"/>
+          <w:szCs w:val="20"/>
+          <w:lang w:eastAsia="es-ES"/>
+        </w:rPr>
+        <w:t>environment</w:t>
+      </w:r>
+      <w:proofErr w:type="spellEnd"/>
+      <w:r>
+        <w:rPr>
+          <w:rFonts w:ascii="Courier New" w:eastAsia="Times New Roman" w:hAnsi="Courier New" w:cs="Courier New"/>
+          <w:color w:val="BCBEC4"/>
+          <w:sz w:val="20"/>
+          <w:szCs w:val="20"/>
+          <w:lang w:eastAsia="es-ES"/>
+        </w:rPr>
+        <w:t>:</w:t>
+      </w:r>
+      <w:r>
+        <w:rPr>
+          <w:rFonts w:ascii="Courier New" w:eastAsia="Times New Roman" w:hAnsi="Courier New" w:cs="Courier New"/>
+          <w:color w:val="BCBEC4"/>
+          <w:sz w:val="20"/>
+          <w:szCs w:val="20"/>
+          <w:lang w:eastAsia="es-ES"/>
+        </w:rPr>
+        <w:br/>
+        <w:t xml:space="preserve">      - PMA_HOST=</w:t>
+      </w:r>
+      <w:proofErr w:type="spellStart"/>
+      <w:r>
+        <w:rPr>
+          <w:rFonts w:ascii="Courier New" w:eastAsia="Times New Roman" w:hAnsi="Courier New" w:cs="Courier New"/>
+          <w:color w:val="BCBEC4"/>
+          <w:sz w:val="20"/>
+          <w:szCs w:val="20"/>
+          <w:lang w:eastAsia="es-ES"/>
+        </w:rPr>
+        <w:t>mysql</w:t>
+      </w:r>
+      <w:proofErr w:type="spellEnd"/>
+      <w:r>
+        <w:rPr>
+          <w:rFonts w:ascii="Courier New" w:eastAsia="Times New Roman" w:hAnsi="Courier New" w:cs="Courier New"/>
+          <w:color w:val="BCBEC4"/>
+          <w:sz w:val="20"/>
+          <w:szCs w:val="20"/>
+          <w:lang w:eastAsia="es-ES"/>
+        </w:rPr>
+        <w:br/>
+        <w:t xml:space="preserve">      - PMA_ARBITRARY=1</w:t>
+      </w:r>
+    </w:p>
+    <w:p/>
+    <w:p/>
+    <w:p>
+      <w:r>
         <w:t xml:space="preserve">Contenido </w:t>
       </w:r>
       <w:proofErr w:type="spellStart"/>
@@ -1136,9 +1909,590 @@
       </w:r>
       <w:proofErr w:type="spellEnd"/>
       <w:r>
+        <w:t xml:space="preserve"> Web</w:t>
+      </w:r>
+      <w:r>
         <w:t>:</w:t>
       </w:r>
     </w:p>
+    <w:p>
+      <w:pPr>
+        <w:shd w:val="clear" w:color="auto" w:fill="1E1F22"/>
+        <w:tabs>
+          <w:tab w:val="left" w:pos="916"/>
+          <w:tab w:val="left" w:pos="1832"/>
+          <w:tab w:val="left" w:pos="2748"/>
+          <w:tab w:val="left" w:pos="3664"/>
+          <w:tab w:val="left" w:pos="4580"/>
+          <w:tab w:val="left" w:pos="5496"/>
+          <w:tab w:val="left" w:pos="6412"/>
+          <w:tab w:val="left" w:pos="7328"/>
+          <w:tab w:val="left" w:pos="8244"/>
+          <w:tab w:val="left" w:pos="9160"/>
+          <w:tab w:val="left" w:pos="10076"/>
+          <w:tab w:val="left" w:pos="10992"/>
+          <w:tab w:val="left" w:pos="11908"/>
+          <w:tab w:val="left" w:pos="12824"/>
+          <w:tab w:val="left" w:pos="13740"/>
+          <w:tab w:val="left" w:pos="14656"/>
+        </w:tabs>
+        <w:spacing w:after="0" w:line="240" w:lineRule="auto"/>
+        <w:rPr>
+          <w:rFonts w:ascii="Courier New" w:eastAsia="Times New Roman" w:hAnsi="Courier New" w:cs="Courier New"/>
+          <w:color w:val="BCBEC4"/>
+          <w:sz w:val="20"/>
+          <w:szCs w:val="20"/>
+          <w:lang w:eastAsia="es-ES"/>
+        </w:rPr>
+      </w:pPr>
+      <w:r>
+        <w:rPr>
+          <w:rFonts w:ascii="Courier New" w:eastAsia="Times New Roman" w:hAnsi="Courier New" w:cs="Courier New"/>
+          <w:color w:val="CF8E6D"/>
+          <w:sz w:val="20"/>
+          <w:szCs w:val="20"/>
+          <w:lang w:eastAsia="es-ES"/>
+        </w:rPr>
+        <w:t xml:space="preserve">FROM </w:t>
+      </w:r>
+      <w:r>
+        <w:rPr>
+          <w:rFonts w:ascii="Courier New" w:eastAsia="Times New Roman" w:hAnsi="Courier New" w:cs="Courier New"/>
+          <w:color w:val="BCBEC4"/>
+          <w:sz w:val="20"/>
+          <w:szCs w:val="20"/>
+          <w:lang w:eastAsia="es-ES"/>
+        </w:rPr>
+        <w:t>php:8.4-apache</w:t>
+      </w:r>
+      <w:r>
+        <w:rPr>
+          <w:rFonts w:ascii="Courier New" w:eastAsia="Times New Roman" w:hAnsi="Courier New" w:cs="Courier New"/>
+          <w:color w:val="BCBEC4"/>
+          <w:sz w:val="20"/>
+          <w:szCs w:val="20"/>
+          <w:lang w:eastAsia="es-ES"/>
+        </w:rPr>
+        <w:br/>
+      </w:r>
+      <w:r>
+        <w:rPr>
+          <w:rFonts w:ascii="Courier New" w:eastAsia="Times New Roman" w:hAnsi="Courier New" w:cs="Courier New"/>
+          <w:color w:val="BCBEC4"/>
+          <w:sz w:val="20"/>
+          <w:szCs w:val="20"/>
+          <w:lang w:eastAsia="es-ES"/>
+        </w:rPr>
+        <w:br/>
+      </w:r>
+      <w:r>
+        <w:rPr>
+          <w:rFonts w:ascii="Courier New" w:eastAsia="Times New Roman" w:hAnsi="Courier New" w:cs="Courier New"/>
+          <w:color w:val="CF8E6D"/>
+          <w:sz w:val="20"/>
+          <w:szCs w:val="20"/>
+          <w:lang w:eastAsia="es-ES"/>
+        </w:rPr>
+        <w:t xml:space="preserve">RUN </w:t>
+      </w:r>
+      <w:proofErr w:type="spellStart"/>
+      <w:r>
+        <w:rPr>
+          <w:rFonts w:ascii="Courier New" w:eastAsia="Times New Roman" w:hAnsi="Courier New" w:cs="Courier New"/>
+          <w:color w:val="C57633"/>
+          <w:sz w:val="20"/>
+          <w:szCs w:val="20"/>
+          <w:lang w:eastAsia="es-ES"/>
+        </w:rPr>
+        <w:t>pecl</w:t>
+      </w:r>
+      <w:proofErr w:type="spellEnd"/>
+      <w:r>
+        <w:rPr>
+          <w:rFonts w:ascii="Courier New" w:eastAsia="Times New Roman" w:hAnsi="Courier New" w:cs="Courier New"/>
+          <w:color w:val="C57633"/>
+          <w:sz w:val="20"/>
+          <w:szCs w:val="20"/>
+          <w:lang w:eastAsia="es-ES"/>
+        </w:rPr>
+        <w:t xml:space="preserve"> </w:t>
+      </w:r>
+      <w:proofErr w:type="spellStart"/>
+      <w:r>
+        <w:rPr>
+          <w:rFonts w:ascii="Courier New" w:eastAsia="Times New Roman" w:hAnsi="Courier New" w:cs="Courier New"/>
+          <w:color w:val="BCBEC4"/>
+          <w:sz w:val="20"/>
+          <w:szCs w:val="20"/>
+          <w:lang w:eastAsia="es-ES"/>
+        </w:rPr>
+        <w:t>install</w:t>
+      </w:r>
+      <w:proofErr w:type="spellEnd"/>
+      <w:r>
+        <w:rPr>
+          <w:rFonts w:ascii="Courier New" w:eastAsia="Times New Roman" w:hAnsi="Courier New" w:cs="Courier New"/>
+          <w:color w:val="BCBEC4"/>
+          <w:sz w:val="20"/>
+          <w:szCs w:val="20"/>
+          <w:lang w:eastAsia="es-ES"/>
+        </w:rPr>
+        <w:t xml:space="preserve"> </w:t>
+      </w:r>
+      <w:proofErr w:type="spellStart"/>
+      <w:r>
+        <w:rPr>
+          <w:rFonts w:ascii="Courier New" w:eastAsia="Times New Roman" w:hAnsi="Courier New" w:cs="Courier New"/>
+          <w:color w:val="BCBEC4"/>
+          <w:sz w:val="20"/>
+          <w:szCs w:val="20"/>
+          <w:lang w:eastAsia="es-ES"/>
+        </w:rPr>
+        <w:t>Xdebug</w:t>
+      </w:r>
+      <w:proofErr w:type="spellEnd"/>
+      <w:r>
+        <w:rPr>
+          <w:rFonts w:ascii="Courier New" w:eastAsia="Times New Roman" w:hAnsi="Courier New" w:cs="Courier New"/>
+          <w:color w:val="BCBEC4"/>
+          <w:sz w:val="20"/>
+          <w:szCs w:val="20"/>
+          <w:lang w:eastAsia="es-ES"/>
+        </w:rPr>
+        <w:br/>
+      </w:r>
+      <w:r>
+        <w:rPr>
+          <w:rFonts w:ascii="Courier New" w:eastAsia="Times New Roman" w:hAnsi="Courier New" w:cs="Courier New"/>
+          <w:color w:val="CF8E6D"/>
+          <w:sz w:val="20"/>
+          <w:szCs w:val="20"/>
+          <w:lang w:eastAsia="es-ES"/>
+        </w:rPr>
+        <w:t xml:space="preserve">RUN </w:t>
+      </w:r>
+      <w:proofErr w:type="spellStart"/>
+      <w:r>
+        <w:rPr>
+          <w:rFonts w:ascii="Courier New" w:eastAsia="Times New Roman" w:hAnsi="Courier New" w:cs="Courier New"/>
+          <w:color w:val="C57633"/>
+          <w:sz w:val="20"/>
+          <w:szCs w:val="20"/>
+          <w:lang w:eastAsia="es-ES"/>
+        </w:rPr>
+        <w:t>docker-php-ext-enable</w:t>
+      </w:r>
+      <w:proofErr w:type="spellEnd"/>
+      <w:r>
+        <w:rPr>
+          <w:rFonts w:ascii="Courier New" w:eastAsia="Times New Roman" w:hAnsi="Courier New" w:cs="Courier New"/>
+          <w:color w:val="C57633"/>
+          <w:sz w:val="20"/>
+          <w:szCs w:val="20"/>
+          <w:lang w:eastAsia="es-ES"/>
+        </w:rPr>
+        <w:t xml:space="preserve"> </w:t>
+      </w:r>
+      <w:proofErr w:type="spellStart"/>
+      <w:r>
+        <w:rPr>
+          <w:rFonts w:ascii="Courier New" w:eastAsia="Times New Roman" w:hAnsi="Courier New" w:cs="Courier New"/>
+          <w:color w:val="BCBEC4"/>
+          <w:sz w:val="20"/>
+          <w:szCs w:val="20"/>
+          <w:lang w:eastAsia="es-ES"/>
+        </w:rPr>
+        <w:t>xdebug</w:t>
+      </w:r>
+      <w:proofErr w:type="spellEnd"/>
+      <w:r>
+        <w:rPr>
+          <w:rFonts w:ascii="Courier New" w:eastAsia="Times New Roman" w:hAnsi="Courier New" w:cs="Courier New"/>
+          <w:color w:val="BCBEC4"/>
+          <w:sz w:val="20"/>
+          <w:szCs w:val="20"/>
+          <w:lang w:eastAsia="es-ES"/>
+        </w:rPr>
+        <w:br/>
+      </w:r>
+      <w:r>
+        <w:rPr>
+          <w:rFonts w:ascii="Courier New" w:eastAsia="Times New Roman" w:hAnsi="Courier New" w:cs="Courier New"/>
+          <w:color w:val="CF8E6D"/>
+          <w:sz w:val="20"/>
+          <w:szCs w:val="20"/>
+          <w:lang w:eastAsia="es-ES"/>
+        </w:rPr>
+        <w:t xml:space="preserve">RUN </w:t>
+      </w:r>
+      <w:r>
+        <w:rPr>
+          <w:rFonts w:ascii="Courier New" w:eastAsia="Times New Roman" w:hAnsi="Courier New" w:cs="Courier New"/>
+          <w:color w:val="C57633"/>
+          <w:sz w:val="20"/>
+          <w:szCs w:val="20"/>
+          <w:lang w:eastAsia="es-ES"/>
+        </w:rPr>
+        <w:t xml:space="preserve">echo </w:t>
+      </w:r>
+      <w:r>
+        <w:rPr>
+          <w:rFonts w:ascii="Courier New" w:eastAsia="Times New Roman" w:hAnsi="Courier New" w:cs="Courier New"/>
+          <w:color w:val="6AAB73"/>
+          <w:sz w:val="20"/>
+          <w:szCs w:val="20"/>
+          <w:lang w:eastAsia="es-ES"/>
+        </w:rPr>
+        <w:t>"&lt;</w:t>
+      </w:r>
+      <w:proofErr w:type="spellStart"/>
+      <w:r>
+        <w:rPr>
+          <w:rFonts w:ascii="Courier New" w:eastAsia="Times New Roman" w:hAnsi="Courier New" w:cs="Courier New"/>
+          <w:color w:val="6AAB73"/>
+          <w:sz w:val="20"/>
+          <w:szCs w:val="20"/>
+          <w:lang w:eastAsia="es-ES"/>
+        </w:rPr>
+        <w:t>Directory</w:t>
+      </w:r>
+      <w:proofErr w:type="spellEnd"/>
+      <w:r>
+        <w:rPr>
+          <w:rFonts w:ascii="Courier New" w:eastAsia="Times New Roman" w:hAnsi="Courier New" w:cs="Courier New"/>
+          <w:color w:val="6AAB73"/>
+          <w:sz w:val="20"/>
+          <w:szCs w:val="20"/>
+          <w:lang w:eastAsia="es-ES"/>
+        </w:rPr>
+        <w:t xml:space="preserve"> /</w:t>
+      </w:r>
+      <w:proofErr w:type="spellStart"/>
+      <w:r>
+        <w:rPr>
+          <w:rFonts w:ascii="Courier New" w:eastAsia="Times New Roman" w:hAnsi="Courier New" w:cs="Courier New"/>
+          <w:color w:val="6AAB73"/>
+          <w:sz w:val="20"/>
+          <w:szCs w:val="20"/>
+          <w:lang w:eastAsia="es-ES"/>
+        </w:rPr>
+        <w:t>var</w:t>
+      </w:r>
+      <w:proofErr w:type="spellEnd"/>
+      <w:r>
+        <w:rPr>
+          <w:rFonts w:ascii="Courier New" w:eastAsia="Times New Roman" w:hAnsi="Courier New" w:cs="Courier New"/>
+          <w:color w:val="6AAB73"/>
+          <w:sz w:val="20"/>
+          <w:szCs w:val="20"/>
+          <w:lang w:eastAsia="es-ES"/>
+        </w:rPr>
+        <w:t>/www/</w:t>
+      </w:r>
+      <w:proofErr w:type="spellStart"/>
+      <w:r>
+        <w:rPr>
+          <w:rFonts w:ascii="Courier New" w:eastAsia="Times New Roman" w:hAnsi="Courier New" w:cs="Courier New"/>
+          <w:color w:val="6AAB73"/>
+          <w:sz w:val="20"/>
+          <w:szCs w:val="20"/>
+          <w:lang w:eastAsia="es-ES"/>
+        </w:rPr>
+        <w:t>html</w:t>
+      </w:r>
+      <w:proofErr w:type="spellEnd"/>
+      <w:r>
+        <w:rPr>
+          <w:rFonts w:ascii="Courier New" w:eastAsia="Times New Roman" w:hAnsi="Courier New" w:cs="Courier New"/>
+          <w:color w:val="6AAB73"/>
+          <w:sz w:val="20"/>
+          <w:szCs w:val="20"/>
+          <w:lang w:eastAsia="es-ES"/>
+        </w:rPr>
+        <w:t>&gt;\n\</w:t>
+      </w:r>
+      <w:proofErr w:type="spellStart"/>
+      <w:r>
+        <w:rPr>
+          <w:rFonts w:ascii="Courier New" w:eastAsia="Times New Roman" w:hAnsi="Courier New" w:cs="Courier New"/>
+          <w:color w:val="6AAB73"/>
+          <w:sz w:val="20"/>
+          <w:szCs w:val="20"/>
+          <w:lang w:eastAsia="es-ES"/>
+        </w:rPr>
+        <w:t>tOptions</w:t>
+      </w:r>
+      <w:proofErr w:type="spellEnd"/>
+      <w:r>
+        <w:rPr>
+          <w:rFonts w:ascii="Courier New" w:eastAsia="Times New Roman" w:hAnsi="Courier New" w:cs="Courier New"/>
+          <w:color w:val="6AAB73"/>
+          <w:sz w:val="20"/>
+          <w:szCs w:val="20"/>
+          <w:lang w:eastAsia="es-ES"/>
+        </w:rPr>
+        <w:t xml:space="preserve"> +Indexes\n&lt;/</w:t>
+      </w:r>
+      <w:proofErr w:type="spellStart"/>
+      <w:r>
+        <w:rPr>
+          <w:rFonts w:ascii="Courier New" w:eastAsia="Times New Roman" w:hAnsi="Courier New" w:cs="Courier New"/>
+          <w:color w:val="6AAB73"/>
+          <w:sz w:val="20"/>
+          <w:szCs w:val="20"/>
+          <w:lang w:eastAsia="es-ES"/>
+        </w:rPr>
+        <w:t>Directory</w:t>
+      </w:r>
+      <w:proofErr w:type="spellEnd"/>
+      <w:r>
+        <w:rPr>
+          <w:rFonts w:ascii="Courier New" w:eastAsia="Times New Roman" w:hAnsi="Courier New" w:cs="Courier New"/>
+          <w:color w:val="6AAB73"/>
+          <w:sz w:val="20"/>
+          <w:szCs w:val="20"/>
+          <w:lang w:eastAsia="es-ES"/>
+        </w:rPr>
+        <w:t xml:space="preserve">&gt;" </w:t>
+      </w:r>
+      <w:r>
+        <w:rPr>
+          <w:rFonts w:ascii="Courier New" w:eastAsia="Times New Roman" w:hAnsi="Courier New" w:cs="Courier New"/>
+          <w:color w:val="CF8E6D"/>
+          <w:sz w:val="20"/>
+          <w:szCs w:val="20"/>
+          <w:lang w:eastAsia="es-ES"/>
+        </w:rPr>
+        <w:t>&gt;&gt; /</w:t>
+      </w:r>
+      <w:proofErr w:type="spellStart"/>
+      <w:r>
+        <w:rPr>
+          <w:rFonts w:ascii="Courier New" w:eastAsia="Times New Roman" w:hAnsi="Courier New" w:cs="Courier New"/>
+          <w:color w:val="BCBEC4"/>
+          <w:sz w:val="20"/>
+          <w:szCs w:val="20"/>
+          <w:lang w:eastAsia="es-ES"/>
+        </w:rPr>
+        <w:t>etc</w:t>
+      </w:r>
+      <w:proofErr w:type="spellEnd"/>
+      <w:r>
+        <w:rPr>
+          <w:rFonts w:ascii="Courier New" w:eastAsia="Times New Roman" w:hAnsi="Courier New" w:cs="Courier New"/>
+          <w:color w:val="CF8E6D"/>
+          <w:sz w:val="20"/>
+          <w:szCs w:val="20"/>
+          <w:lang w:eastAsia="es-ES"/>
+        </w:rPr>
+        <w:t>/</w:t>
+      </w:r>
+      <w:r>
+        <w:rPr>
+          <w:rFonts w:ascii="Courier New" w:eastAsia="Times New Roman" w:hAnsi="Courier New" w:cs="Courier New"/>
+          <w:color w:val="BCBEC4"/>
+          <w:sz w:val="20"/>
+          <w:szCs w:val="20"/>
+          <w:lang w:eastAsia="es-ES"/>
+        </w:rPr>
+        <w:t>apache2</w:t>
+      </w:r>
+      <w:r>
+        <w:rPr>
+          <w:rFonts w:ascii="Courier New" w:eastAsia="Times New Roman" w:hAnsi="Courier New" w:cs="Courier New"/>
+          <w:color w:val="CF8E6D"/>
+          <w:sz w:val="20"/>
+          <w:szCs w:val="20"/>
+          <w:lang w:eastAsia="es-ES"/>
+        </w:rPr>
+        <w:t>/</w:t>
+      </w:r>
+      <w:proofErr w:type="spellStart"/>
+      <w:r>
+        <w:rPr>
+          <w:rFonts w:ascii="Courier New" w:eastAsia="Times New Roman" w:hAnsi="Courier New" w:cs="Courier New"/>
+          <w:color w:val="BCBEC4"/>
+          <w:sz w:val="20"/>
+          <w:szCs w:val="20"/>
+          <w:lang w:eastAsia="es-ES"/>
+        </w:rPr>
+        <w:t>sites-enabled</w:t>
+      </w:r>
+      <w:proofErr w:type="spellEnd"/>
+      <w:r>
+        <w:rPr>
+          <w:rFonts w:ascii="Courier New" w:eastAsia="Times New Roman" w:hAnsi="Courier New" w:cs="Courier New"/>
+          <w:color w:val="CF8E6D"/>
+          <w:sz w:val="20"/>
+          <w:szCs w:val="20"/>
+          <w:lang w:eastAsia="es-ES"/>
+        </w:rPr>
+        <w:t>/</w:t>
+      </w:r>
+      <w:r>
+        <w:rPr>
+          <w:rFonts w:ascii="Courier New" w:eastAsia="Times New Roman" w:hAnsi="Courier New" w:cs="Courier New"/>
+          <w:color w:val="BCBEC4"/>
+          <w:sz w:val="20"/>
+          <w:szCs w:val="20"/>
+          <w:lang w:eastAsia="es-ES"/>
+        </w:rPr>
+        <w:t>00-default.conf</w:t>
+      </w:r>
+      <w:r>
+        <w:rPr>
+          <w:rFonts w:ascii="Courier New" w:eastAsia="Times New Roman" w:hAnsi="Courier New" w:cs="Courier New"/>
+          <w:color w:val="BCBEC4"/>
+          <w:sz w:val="20"/>
+          <w:szCs w:val="20"/>
+          <w:lang w:eastAsia="es-ES"/>
+        </w:rPr>
+        <w:br/>
+      </w:r>
+      <w:r>
+        <w:rPr>
+          <w:rFonts w:ascii="Courier New" w:eastAsia="Times New Roman" w:hAnsi="Courier New" w:cs="Courier New"/>
+          <w:color w:val="BCBEC4"/>
+          <w:sz w:val="20"/>
+          <w:szCs w:val="20"/>
+          <w:lang w:eastAsia="es-ES"/>
+        </w:rPr>
+        <w:br/>
+      </w:r>
+      <w:r>
+        <w:rPr>
+          <w:rFonts w:ascii="Courier New" w:eastAsia="Times New Roman" w:hAnsi="Courier New" w:cs="Courier New"/>
+          <w:color w:val="CF8E6D"/>
+          <w:sz w:val="20"/>
+          <w:szCs w:val="20"/>
+          <w:lang w:eastAsia="es-ES"/>
+        </w:rPr>
+        <w:t xml:space="preserve">EXPOSE </w:t>
+      </w:r>
+      <w:r>
+        <w:rPr>
+          <w:rFonts w:ascii="Courier New" w:eastAsia="Times New Roman" w:hAnsi="Courier New" w:cs="Courier New"/>
+          <w:color w:val="2AACB8"/>
+          <w:sz w:val="20"/>
+          <w:szCs w:val="20"/>
+          <w:lang w:eastAsia="es-ES"/>
+        </w:rPr>
+        <w:t>80</w:t>
+      </w:r>
+    </w:p>
+    <w:p>
+      <w:r>
+        <w:t xml:space="preserve">Contenido </w:t>
+      </w:r>
+      <w:proofErr w:type="spellStart"/>
+      <w:r>
+        <w:t>DockerFile</w:t>
+      </w:r>
+      <w:proofErr w:type="spellEnd"/>
+      <w:r>
+        <w:t xml:space="preserve"> </w:t>
+      </w:r>
+      <w:proofErr w:type="spellStart"/>
+      <w:r>
+        <w:t>phpmyadmin</w:t>
+      </w:r>
+      <w:proofErr w:type="spellEnd"/>
+      <w:r>
+        <w:t>:</w:t>
+      </w:r>
+    </w:p>
+    <w:p>
+      <w:pPr>
+        <w:pStyle w:val="HTMLconformatoprevio"/>
+        <w:shd w:val="clear" w:color="auto" w:fill="1E1F22"/>
+        <w:rPr>
+          <w:color w:val="BCBEC4"/>
+        </w:rPr>
+      </w:pPr>
+      <w:r>
+        <w:rPr>
+          <w:color w:val="CF8E6D"/>
+        </w:rPr>
+        <w:t xml:space="preserve">FROM </w:t>
+      </w:r>
+      <w:proofErr w:type="spellStart"/>
+      <w:r>
+        <w:rPr>
+          <w:color w:val="BCBEC4"/>
+        </w:rPr>
+        <w:t>phpmyadmin</w:t>
+      </w:r>
+      <w:proofErr w:type="spellEnd"/>
+      <w:r>
+        <w:rPr>
+          <w:color w:val="BCBEC4"/>
+        </w:rPr>
+        <w:br/>
+      </w:r>
+      <w:r>
+        <w:rPr>
+          <w:color w:val="BCBEC4"/>
+        </w:rPr>
+        <w:br/>
+      </w:r>
+      <w:r>
+        <w:rPr>
+          <w:color w:val="CF8E6D"/>
+        </w:rPr>
+        <w:t xml:space="preserve">EXPOSE </w:t>
+      </w:r>
+      <w:r>
+        <w:rPr>
+          <w:color w:val="2AACB8"/>
+        </w:rPr>
+        <w:t>80</w:t>
+      </w:r>
+    </w:p>
+    <w:p>
+      <w:r>
+        <w:t xml:space="preserve">Contenido </w:t>
+      </w:r>
+      <w:proofErr w:type="spellStart"/>
+      <w:r>
+        <w:t>DockerFile</w:t>
+      </w:r>
+      <w:proofErr w:type="spellEnd"/>
+      <w:r>
+        <w:t xml:space="preserve"> </w:t>
+      </w:r>
+      <w:proofErr w:type="spellStart"/>
+      <w:r>
+        <w:t>phpmyadmin</w:t>
+      </w:r>
+      <w:proofErr w:type="spellEnd"/>
+      <w:r>
+        <w:t>:</w:t>
+      </w:r>
+    </w:p>
+    <w:p>
+      <w:pPr>
+        <w:pStyle w:val="HTMLconformatoprevio"/>
+        <w:shd w:val="clear" w:color="auto" w:fill="1E1F22"/>
+        <w:rPr>
+          <w:color w:val="BCBEC4"/>
+        </w:rPr>
+      </w:pPr>
+      <w:r>
+        <w:rPr>
+          <w:color w:val="CF8E6D"/>
+        </w:rPr>
+        <w:t xml:space="preserve">FROM </w:t>
+      </w:r>
+      <w:proofErr w:type="spellStart"/>
+      <w:r>
+        <w:rPr>
+          <w:color w:val="BCBEC4"/>
+        </w:rPr>
+        <w:t>mysql</w:t>
+      </w:r>
+      <w:proofErr w:type="spellEnd"/>
+    </w:p>
+    <w:p/>
     <w:p>
       <w:r>
         <w:t>Capturas de pantalla:</w:t>
@@ -1151,6 +2505,11 @@
           <w:ilvl w:val="0"/>
           <w:numId w:val="1"/>
         </w:numPr>
+        <w:rPr>
+          <w:rStyle w:val="Hipervnculo"/>
+          <w:color w:val="auto"/>
+          <w:u w:val="none"/>
+        </w:rPr>
       </w:pPr>
       <w:hyperlink r:id="rId5" w:history="1">
         <w:r>
@@ -1169,7 +2528,59 @@
           <w:numId w:val="1"/>
         </w:numPr>
       </w:pPr>
-      <w:hyperlink r:id="rId6" w:history="1">
+      <w:r>
+        <w:lastRenderedPageBreak/>
+        <w:drawing>
+          <wp:inline distT="0" distB="0" distL="0" distR="0" wp14:anchorId="6808E7DE" wp14:editId="455FF950">
+            <wp:extent cx="5400040" cy="5553075"/>
+            <wp:effectExtent l="0" t="0" r="0" b="0"/>
+            <wp:docPr id="2" name="Imagen 2"/>
+            <wp:cNvGraphicFramePr>
+              <a:graphicFrameLocks xmlns:a="http://schemas.openxmlformats.org/drawingml/2006/main" noChangeAspect="1"/>
+            </wp:cNvGraphicFramePr>
+            <a:graphic xmlns:a="http://schemas.openxmlformats.org/drawingml/2006/main">
+              <a:graphicData uri="http://schemas.openxmlformats.org/drawingml/2006/picture">
+                <pic:pic xmlns:pic="http://schemas.openxmlformats.org/drawingml/2006/picture">
+                  <pic:nvPicPr>
+                    <pic:cNvPr id="1" name=""/>
+                    <pic:cNvPicPr/>
+                  </pic:nvPicPr>
+                  <pic:blipFill>
+                    <a:blip r:embed="rId6"/>
+                    <a:stretch>
+                      <a:fillRect/>
+                    </a:stretch>
+                  </pic:blipFill>
+                  <pic:spPr>
+                    <a:xfrm>
+                      <a:off x="0" y="0"/>
+                      <a:ext cx="5400040" cy="5553075"/>
+                    </a:xfrm>
+                    <a:prstGeom prst="rect">
+                      <a:avLst/>
+                    </a:prstGeom>
+                  </pic:spPr>
+                </pic:pic>
+              </a:graphicData>
+            </a:graphic>
+          </wp:inline>
+        </w:drawing>
+      </w:r>
+    </w:p>
+    <w:p>
+      <w:pPr>
+        <w:pStyle w:val="Prrafodelista"/>
+        <w:numPr>
+          <w:ilvl w:val="0"/>
+          <w:numId w:val="1"/>
+        </w:numPr>
+        <w:rPr>
+          <w:rStyle w:val="Hipervnculo"/>
+          <w:color w:val="auto"/>
+          <w:u w:val="none"/>
+        </w:rPr>
+      </w:pPr>
+      <w:hyperlink r:id="rId7" w:history="1">
         <w:r>
           <w:rPr>
             <w:rStyle w:val="Hipervnculo"/>
@@ -1187,6 +2598,53 @@
         </w:numPr>
       </w:pPr>
       <w:r>
+        <w:lastRenderedPageBreak/>
+        <w:drawing>
+          <wp:inline distT="0" distB="0" distL="0" distR="0" wp14:anchorId="47E5B8A0" wp14:editId="42025587">
+            <wp:extent cx="5400040" cy="5589905"/>
+            <wp:effectExtent l="0" t="0" r="0" b="0"/>
+            <wp:docPr id="1" name="Imagen 1"/>
+            <wp:cNvGraphicFramePr>
+              <a:graphicFrameLocks xmlns:a="http://schemas.openxmlformats.org/drawingml/2006/main" noChangeAspect="1"/>
+            </wp:cNvGraphicFramePr>
+            <a:graphic xmlns:a="http://schemas.openxmlformats.org/drawingml/2006/main">
+              <a:graphicData uri="http://schemas.openxmlformats.org/drawingml/2006/picture">
+                <pic:pic xmlns:pic="http://schemas.openxmlformats.org/drawingml/2006/picture">
+                  <pic:nvPicPr>
+                    <pic:cNvPr id="1" name=""/>
+                    <pic:cNvPicPr/>
+                  </pic:nvPicPr>
+                  <pic:blipFill>
+                    <a:blip r:embed="rId8"/>
+                    <a:stretch>
+                      <a:fillRect/>
+                    </a:stretch>
+                  </pic:blipFill>
+                  <pic:spPr>
+                    <a:xfrm>
+                      <a:off x="0" y="0"/>
+                      <a:ext cx="5400040" cy="5589905"/>
+                    </a:xfrm>
+                    <a:prstGeom prst="rect">
+                      <a:avLst/>
+                    </a:prstGeom>
+                  </pic:spPr>
+                </pic:pic>
+              </a:graphicData>
+            </a:graphic>
+          </wp:inline>
+        </w:drawing>
+      </w:r>
+    </w:p>
+    <w:p>
+      <w:pPr>
+        <w:pStyle w:val="Prrafodelista"/>
+        <w:numPr>
+          <w:ilvl w:val="0"/>
+          <w:numId w:val="1"/>
+        </w:numPr>
+      </w:pPr>
+      <w:r>
         <w:t xml:space="preserve">Base de datos del instituto en </w:t>
       </w:r>
       <w:proofErr w:type="spellStart"/>
@@ -1194,6 +2652,55 @@
         <w:t>phpMyAdmin</w:t>
       </w:r>
       <w:proofErr w:type="spellEnd"/>
+    </w:p>
+    <w:p>
+      <w:pPr>
+        <w:pStyle w:val="Prrafodelista"/>
+        <w:numPr>
+          <w:ilvl w:val="0"/>
+          <w:numId w:val="1"/>
+        </w:numPr>
+      </w:pPr>
+      <w:r>
+        <w:lastRenderedPageBreak/>
+        <w:drawing>
+          <wp:inline distT="0" distB="0" distL="0" distR="0" wp14:anchorId="209FD046" wp14:editId="78DBBE1F">
+            <wp:extent cx="5400040" cy="5113655"/>
+            <wp:effectExtent l="0" t="0" r="0" b="0"/>
+            <wp:docPr id="3" name="Imagen 3"/>
+            <wp:cNvGraphicFramePr>
+              <a:graphicFrameLocks xmlns:a="http://schemas.openxmlformats.org/drawingml/2006/main" noChangeAspect="1"/>
+            </wp:cNvGraphicFramePr>
+            <a:graphic xmlns:a="http://schemas.openxmlformats.org/drawingml/2006/main">
+              <a:graphicData uri="http://schemas.openxmlformats.org/drawingml/2006/picture">
+                <pic:pic xmlns:pic="http://schemas.openxmlformats.org/drawingml/2006/picture">
+                  <pic:nvPicPr>
+                    <pic:cNvPr id="1" name=""/>
+                    <pic:cNvPicPr/>
+                  </pic:nvPicPr>
+                  <pic:blipFill>
+                    <a:blip r:embed="rId9"/>
+                    <a:stretch>
+                      <a:fillRect/>
+                    </a:stretch>
+                  </pic:blipFill>
+                  <pic:spPr>
+                    <a:xfrm>
+                      <a:off x="0" y="0"/>
+                      <a:ext cx="5400040" cy="5113655"/>
+                    </a:xfrm>
+                    <a:prstGeom prst="rect">
+                      <a:avLst/>
+                    </a:prstGeom>
+                  </pic:spPr>
+                </pic:pic>
+              </a:graphicData>
+            </a:graphic>
+          </wp:inline>
+        </w:drawing>
+      </w:r>
+      <w:bookmarkStart w:id="0" w:name="_GoBack"/>
+      <w:bookmarkEnd w:id="0"/>
     </w:p>
     <w:p>
       <w:pPr>
@@ -1223,8 +2730,8 @@
 </file>
 
 <file path=word/numbering.xml><?xml version="1.0" encoding="utf-8"?>
-<w:numbering xmlns:ve="http://schemas.openxmlformats.org/markup-compatibility/2006" xmlns:o="urn:schemas-microsoft-com:office:office" xmlns:r="http://schemas.openxmlformats.org/officeDocument/2006/relationships" xmlns:m="http://schemas.openxmlformats.org/officeDocument/2006/math" xmlns:v="urn:schemas-microsoft-com:vml" xmlns:wp="http://schemas.openxmlformats.org/drawingml/2006/wordprocessingDrawing" xmlns:w10="urn:schemas-microsoft-com:office:word" xmlns:w="http://schemas.openxmlformats.org/wordprocessingml/2006/main" xmlns:wne="http://schemas.microsoft.com/office/word/2006/wordml">
-  <w:abstractNum w:abstractNumId="0">
+<w:numbering xmlns:wpc="http://schemas.microsoft.com/office/word/2010/wordprocessingCanvas" xmlns:cx="http://schemas.microsoft.com/office/drawing/2014/chartex" xmlns:mc="http://schemas.openxmlformats.org/markup-compatibility/2006" xmlns:o="urn:schemas-microsoft-com:office:office" xmlns:r="http://schemas.openxmlformats.org/officeDocument/2006/relationships" xmlns:m="http://schemas.openxmlformats.org/officeDocument/2006/math" xmlns:v="urn:schemas-microsoft-com:vml" xmlns:wp14="http://schemas.microsoft.com/office/word/2010/wordprocessingDrawing" xmlns:wp="http://schemas.openxmlformats.org/drawingml/2006/wordprocessingDrawing" xmlns:w10="urn:schemas-microsoft-com:office:word" xmlns:w="http://schemas.openxmlformats.org/wordprocessingml/2006/main" xmlns:w14="http://schemas.microsoft.com/office/word/2010/wordml" xmlns:w15="http://schemas.microsoft.com/office/word/2012/wordml" xmlns:w16se="http://schemas.microsoft.com/office/word/2015/wordml/symex" xmlns:wpg="http://schemas.microsoft.com/office/word/2010/wordprocessingGroup" xmlns:wpi="http://schemas.microsoft.com/office/word/2010/wordprocessingInk" xmlns:wne="http://schemas.microsoft.com/office/word/2006/wordml" xmlns:wps="http://schemas.microsoft.com/office/word/2010/wordprocessingShape" mc:Ignorable="w14 w15 w16se wp14">
+  <w:abstractNum w:abstractNumId="0" w15:restartNumberingAfterBreak="0">
     <w:nsid w:val="1E141EA7"/>
     <w:multiLevelType w:val="hybridMultilevel"/>
     <w:tmpl w:val="6ACED23A"/>
@@ -1337,7 +2844,7 @@
       </w:rPr>
     </w:lvl>
   </w:abstractNum>
-  <w:abstractNum w:abstractNumId="1">
+  <w:abstractNum w:abstractNumId="1" w15:restartNumberingAfterBreak="0">
     <w:nsid w:val="669D6A4C"/>
     <w:multiLevelType w:val="hybridMultilevel"/>
     <w:tmpl w:val="9FE24120"/>
@@ -1436,7 +2943,7 @@
 </file>
 
 <file path=word/styles.xml><?xml version="1.0" encoding="utf-8"?>
-<w:styles xmlns:r="http://schemas.openxmlformats.org/officeDocument/2006/relationships" xmlns:w="http://schemas.openxmlformats.org/wordprocessingml/2006/main">
+<w:styles xmlns:mc="http://schemas.openxmlformats.org/markup-compatibility/2006" xmlns:r="http://schemas.openxmlformats.org/officeDocument/2006/relationships" xmlns:w="http://schemas.openxmlformats.org/wordprocessingml/2006/main" xmlns:w14="http://schemas.microsoft.com/office/word/2010/wordml" xmlns:w15="http://schemas.microsoft.com/office/word/2012/wordml" xmlns:w16se="http://schemas.microsoft.com/office/word/2015/wordml/symex" mc:Ignorable="w14 w15 w16se">
   <w:docDefaults>
     <w:rPrDefault>
       <w:rPr>
@@ -1452,149 +2959,383 @@
       </w:pPr>
     </w:pPrDefault>
   </w:docDefaults>
-  <w:latentStyles w:defLockedState="0" w:defUIPriority="99" w:defSemiHidden="1" w:defUnhideWhenUsed="1" w:defQFormat="0" w:count="267">
-    <w:lsdException w:name="Normal" w:semiHidden="0" w:uiPriority="0" w:unhideWhenUsed="0" w:qFormat="1"/>
-    <w:lsdException w:name="heading 1" w:semiHidden="0" w:uiPriority="9" w:unhideWhenUsed="0" w:qFormat="1"/>
-    <w:lsdException w:name="heading 2" w:uiPriority="9" w:qFormat="1"/>
-    <w:lsdException w:name="heading 3" w:uiPriority="9" w:qFormat="1"/>
-    <w:lsdException w:name="heading 4" w:uiPriority="9" w:qFormat="1"/>
-    <w:lsdException w:name="heading 5" w:uiPriority="9" w:qFormat="1"/>
-    <w:lsdException w:name="heading 6" w:uiPriority="9" w:qFormat="1"/>
-    <w:lsdException w:name="heading 7" w:uiPriority="9" w:qFormat="1"/>
-    <w:lsdException w:name="heading 8" w:uiPriority="9" w:qFormat="1"/>
-    <w:lsdException w:name="heading 9" w:uiPriority="9" w:qFormat="1"/>
-    <w:lsdException w:name="toc 1" w:uiPriority="39"/>
-    <w:lsdException w:name="toc 2" w:uiPriority="39"/>
-    <w:lsdException w:name="toc 3" w:uiPriority="39"/>
-    <w:lsdException w:name="toc 4" w:uiPriority="39"/>
-    <w:lsdException w:name="toc 5" w:uiPriority="39"/>
-    <w:lsdException w:name="toc 6" w:uiPriority="39"/>
-    <w:lsdException w:name="toc 7" w:uiPriority="39"/>
-    <w:lsdException w:name="toc 8" w:uiPriority="39"/>
-    <w:lsdException w:name="toc 9" w:uiPriority="39"/>
-    <w:lsdException w:name="caption" w:uiPriority="35" w:qFormat="1"/>
-    <w:lsdException w:name="Title" w:semiHidden="0" w:uiPriority="10" w:unhideWhenUsed="0" w:qFormat="1"/>
-    <w:lsdException w:name="Default Paragraph Font" w:uiPriority="1"/>
-    <w:lsdException w:name="Subtitle" w:semiHidden="0" w:uiPriority="11" w:unhideWhenUsed="0" w:qFormat="1"/>
-    <w:lsdException w:name="Strong" w:semiHidden="0" w:uiPriority="22" w:unhideWhenUsed="0" w:qFormat="1"/>
-    <w:lsdException w:name="Emphasis" w:semiHidden="0" w:uiPriority="20" w:unhideWhenUsed="0" w:qFormat="1"/>
-    <w:lsdException w:name="Table Grid" w:semiHidden="0" w:uiPriority="59" w:unhideWhenUsed="0"/>
-    <w:lsdException w:name="Placeholder Text" w:unhideWhenUsed="0"/>
-    <w:lsdException w:name="No Spacing" w:semiHidden="0" w:uiPriority="1" w:unhideWhenUsed="0" w:qFormat="1"/>
-    <w:lsdException w:name="Light Shading" w:semiHidden="0" w:uiPriority="60" w:unhideWhenUsed="0"/>
-    <w:lsdException w:name="Light List" w:semiHidden="0" w:uiPriority="61" w:unhideWhenUsed="0"/>
-    <w:lsdException w:name="Light Grid" w:semiHidden="0" w:uiPriority="62" w:unhideWhenUsed="0"/>
-    <w:lsdException w:name="Medium Shading 1" w:semiHidden="0" w:uiPriority="63" w:unhideWhenUsed="0"/>
-    <w:lsdException w:name="Medium Shading 2" w:semiHidden="0" w:uiPriority="64" w:unhideWhenUsed="0"/>
-    <w:lsdException w:name="Medium List 1" w:semiHidden="0" w:uiPriority="65" w:unhideWhenUsed="0"/>
-    <w:lsdException w:name="Medium List 2" w:semiHidden="0" w:uiPriority="66" w:unhideWhenUsed="0"/>
-    <w:lsdException w:name="Medium Grid 1" w:semiHidden="0" w:uiPriority="67" w:unhideWhenUsed="0"/>
-    <w:lsdException w:name="Medium Grid 2" w:semiHidden="0" w:uiPriority="68" w:unhideWhenUsed="0"/>
-    <w:lsdException w:name="Medium Grid 3" w:semiHidden="0" w:uiPriority="69" w:unhideWhenUsed="0"/>
-    <w:lsdException w:name="Dark List" w:semiHidden="0" w:uiPriority="70" w:unhideWhenUsed="0"/>
-    <w:lsdException w:name="Colorful Shading" w:semiHidden="0" w:uiPriority="71" w:unhideWhenUsed="0"/>
-    <w:lsdException w:name="Colorful List" w:semiHidden="0" w:uiPriority="72" w:unhideWhenUsed="0"/>
-    <w:lsdException w:name="Colorful Grid" w:semiHidden="0" w:uiPriority="73" w:unhideWhenUsed="0"/>
-    <w:lsdException w:name="Light Shading Accent 1" w:semiHidden="0" w:uiPriority="60" w:unhideWhenUsed="0"/>
-    <w:lsdException w:name="Light List Accent 1" w:semiHidden="0" w:uiPriority="61" w:unhideWhenUsed="0"/>
-    <w:lsdException w:name="Light Grid Accent 1" w:semiHidden="0" w:uiPriority="62" w:unhideWhenUsed="0"/>
-    <w:lsdException w:name="Medium Shading 1 Accent 1" w:semiHidden="0" w:uiPriority="63" w:unhideWhenUsed="0"/>
-    <w:lsdException w:name="Medium Shading 2 Accent 1" w:semiHidden="0" w:uiPriority="64" w:unhideWhenUsed="0"/>
-    <w:lsdException w:name="Medium List 1 Accent 1" w:semiHidden="0" w:uiPriority="65" w:unhideWhenUsed="0"/>
-    <w:lsdException w:name="Revision" w:unhideWhenUsed="0"/>
-    <w:lsdException w:name="List Paragraph" w:semiHidden="0" w:uiPriority="34" w:unhideWhenUsed="0" w:qFormat="1"/>
-    <w:lsdException w:name="Quote" w:semiHidden="0" w:uiPriority="29" w:unhideWhenUsed="0" w:qFormat="1"/>
-    <w:lsdException w:name="Intense Quote" w:semiHidden="0" w:uiPriority="30" w:unhideWhenUsed="0" w:qFormat="1"/>
-    <w:lsdException w:name="Medium List 2 Accent 1" w:semiHidden="0" w:uiPriority="66" w:unhideWhenUsed="0"/>
-    <w:lsdException w:name="Medium Grid 1 Accent 1" w:semiHidden="0" w:uiPriority="67" w:unhideWhenUsed="0"/>
-    <w:lsdException w:name="Medium Grid 2 Accent 1" w:semiHidden="0" w:uiPriority="68" w:unhideWhenUsed="0"/>
-    <w:lsdException w:name="Medium Grid 3 Accent 1" w:semiHidden="0" w:uiPriority="69" w:unhideWhenUsed="0"/>
-    <w:lsdException w:name="Dark List Accent 1" w:semiHidden="0" w:uiPriority="70" w:unhideWhenUsed="0"/>
-    <w:lsdException w:name="Colorful Shading Accent 1" w:semiHidden="0" w:uiPriority="71" w:unhideWhenUsed="0"/>
-    <w:lsdException w:name="Colorful List Accent 1" w:semiHidden="0" w:uiPriority="72" w:unhideWhenUsed="0"/>
-    <w:lsdException w:name="Colorful Grid Accent 1" w:semiHidden="0" w:uiPriority="73" w:unhideWhenUsed="0"/>
-    <w:lsdException w:name="Light Shading Accent 2" w:semiHidden="0" w:uiPriority="60" w:unhideWhenUsed="0"/>
-    <w:lsdException w:name="Light List Accent 2" w:semiHidden="0" w:uiPriority="61" w:unhideWhenUsed="0"/>
-    <w:lsdException w:name="Light Grid Accent 2" w:semiHidden="0" w:uiPriority="62" w:unhideWhenUsed="0"/>
-    <w:lsdException w:name="Medium Shading 1 Accent 2" w:semiHidden="0" w:uiPriority="63" w:unhideWhenUsed="0"/>
-    <w:lsdException w:name="Medium Shading 2 Accent 2" w:semiHidden="0" w:uiPriority="64" w:unhideWhenUsed="0"/>
-    <w:lsdException w:name="Medium List 1 Accent 2" w:semiHidden="0" w:uiPriority="65" w:unhideWhenUsed="0"/>
-    <w:lsdException w:name="Medium List 2 Accent 2" w:semiHidden="0" w:uiPriority="66" w:unhideWhenUsed="0"/>
-    <w:lsdException w:name="Medium Grid 1 Accent 2" w:semiHidden="0" w:uiPriority="67" w:unhideWhenUsed="0"/>
-    <w:lsdException w:name="Medium Grid 2 Accent 2" w:semiHidden="0" w:uiPriority="68" w:unhideWhenUsed="0"/>
-    <w:lsdException w:name="Medium Grid 3 Accent 2" w:semiHidden="0" w:uiPriority="69" w:unhideWhenUsed="0"/>
-    <w:lsdException w:name="Dark List Accent 2" w:semiHidden="0" w:uiPriority="70" w:unhideWhenUsed="0"/>
-    <w:lsdException w:name="Colorful Shading Accent 2" w:semiHidden="0" w:uiPriority="71" w:unhideWhenUsed="0"/>
-    <w:lsdException w:name="Colorful List Accent 2" w:semiHidden="0" w:uiPriority="72" w:unhideWhenUsed="0"/>
-    <w:lsdException w:name="Colorful Grid Accent 2" w:semiHidden="0" w:uiPriority="73" w:unhideWhenUsed="0"/>
-    <w:lsdException w:name="Light Shading Accent 3" w:semiHidden="0" w:uiPriority="60" w:unhideWhenUsed="0"/>
-    <w:lsdException w:name="Light List Accent 3" w:semiHidden="0" w:uiPriority="61" w:unhideWhenUsed="0"/>
-    <w:lsdException w:name="Light Grid Accent 3" w:semiHidden="0" w:uiPriority="62" w:unhideWhenUsed="0"/>
-    <w:lsdException w:name="Medium Shading 1 Accent 3" w:semiHidden="0" w:uiPriority="63" w:unhideWhenUsed="0"/>
-    <w:lsdException w:name="Medium Shading 2 Accent 3" w:semiHidden="0" w:uiPriority="64" w:unhideWhenUsed="0"/>
-    <w:lsdException w:name="Medium List 1 Accent 3" w:semiHidden="0" w:uiPriority="65" w:unhideWhenUsed="0"/>
-    <w:lsdException w:name="Medium List 2 Accent 3" w:semiHidden="0" w:uiPriority="66" w:unhideWhenUsed="0"/>
-    <w:lsdException w:name="Medium Grid 1 Accent 3" w:semiHidden="0" w:uiPriority="67" w:unhideWhenUsed="0"/>
-    <w:lsdException w:name="Medium Grid 2 Accent 3" w:semiHidden="0" w:uiPriority="68" w:unhideWhenUsed="0"/>
-    <w:lsdException w:name="Medium Grid 3 Accent 3" w:semiHidden="0" w:uiPriority="69" w:unhideWhenUsed="0"/>
-    <w:lsdException w:name="Dark List Accent 3" w:semiHidden="0" w:uiPriority="70" w:unhideWhenUsed="0"/>
-    <w:lsdException w:name="Colorful Shading Accent 3" w:semiHidden="0" w:uiPriority="71" w:unhideWhenUsed="0"/>
-    <w:lsdException w:name="Colorful List Accent 3" w:semiHidden="0" w:uiPriority="72" w:unhideWhenUsed="0"/>
-    <w:lsdException w:name="Colorful Grid Accent 3" w:semiHidden="0" w:uiPriority="73" w:unhideWhenUsed="0"/>
-    <w:lsdException w:name="Light Shading Accent 4" w:semiHidden="0" w:uiPriority="60" w:unhideWhenUsed="0"/>
-    <w:lsdException w:name="Light List Accent 4" w:semiHidden="0" w:uiPriority="61" w:unhideWhenUsed="0"/>
-    <w:lsdException w:name="Light Grid Accent 4" w:semiHidden="0" w:uiPriority="62" w:unhideWhenUsed="0"/>
-    <w:lsdException w:name="Medium Shading 1 Accent 4" w:semiHidden="0" w:uiPriority="63" w:unhideWhenUsed="0"/>
-    <w:lsdException w:name="Medium Shading 2 Accent 4" w:semiHidden="0" w:uiPriority="64" w:unhideWhenUsed="0"/>
-    <w:lsdException w:name="Medium List 1 Accent 4" w:semiHidden="0" w:uiPriority="65" w:unhideWhenUsed="0"/>
-    <w:lsdException w:name="Medium List 2 Accent 4" w:semiHidden="0" w:uiPriority="66" w:unhideWhenUsed="0"/>
-    <w:lsdException w:name="Medium Grid 1 Accent 4" w:semiHidden="0" w:uiPriority="67" w:unhideWhenUsed="0"/>
-    <w:lsdException w:name="Medium Grid 2 Accent 4" w:semiHidden="0" w:uiPriority="68" w:unhideWhenUsed="0"/>
-    <w:lsdException w:name="Medium Grid 3 Accent 4" w:semiHidden="0" w:uiPriority="69" w:unhideWhenUsed="0"/>
-    <w:lsdException w:name="Dark List Accent 4" w:semiHidden="0" w:uiPriority="70" w:unhideWhenUsed="0"/>
-    <w:lsdException w:name="Colorful Shading Accent 4" w:semiHidden="0" w:uiPriority="71" w:unhideWhenUsed="0"/>
-    <w:lsdException w:name="Colorful List Accent 4" w:semiHidden="0" w:uiPriority="72" w:unhideWhenUsed="0"/>
-    <w:lsdException w:name="Colorful Grid Accent 4" w:semiHidden="0" w:uiPriority="73" w:unhideWhenUsed="0"/>
-    <w:lsdException w:name="Light Shading Accent 5" w:semiHidden="0" w:uiPriority="60" w:unhideWhenUsed="0"/>
-    <w:lsdException w:name="Light List Accent 5" w:semiHidden="0" w:uiPriority="61" w:unhideWhenUsed="0"/>
-    <w:lsdException w:name="Light Grid Accent 5" w:semiHidden="0" w:uiPriority="62" w:unhideWhenUsed="0"/>
-    <w:lsdException w:name="Medium Shading 1 Accent 5" w:semiHidden="0" w:uiPriority="63" w:unhideWhenUsed="0"/>
-    <w:lsdException w:name="Medium Shading 2 Accent 5" w:semiHidden="0" w:uiPriority="64" w:unhideWhenUsed="0"/>
-    <w:lsdException w:name="Medium List 1 Accent 5" w:semiHidden="0" w:uiPriority="65" w:unhideWhenUsed="0"/>
-    <w:lsdException w:name="Medium List 2 Accent 5" w:semiHidden="0" w:uiPriority="66" w:unhideWhenUsed="0"/>
-    <w:lsdException w:name="Medium Grid 1 Accent 5" w:semiHidden="0" w:uiPriority="67" w:unhideWhenUsed="0"/>
-    <w:lsdException w:name="Medium Grid 2 Accent 5" w:semiHidden="0" w:uiPriority="68" w:unhideWhenUsed="0"/>
-    <w:lsdException w:name="Medium Grid 3 Accent 5" w:semiHidden="0" w:uiPriority="69" w:unhideWhenUsed="0"/>
-    <w:lsdException w:name="Dark List Accent 5" w:semiHidden="0" w:uiPriority="70" w:unhideWhenUsed="0"/>
-    <w:lsdException w:name="Colorful Shading Accent 5" w:semiHidden="0" w:uiPriority="71" w:unhideWhenUsed="0"/>
-    <w:lsdException w:name="Colorful List Accent 5" w:semiHidden="0" w:uiPriority="72" w:unhideWhenUsed="0"/>
-    <w:lsdException w:name="Colorful Grid Accent 5" w:semiHidden="0" w:uiPriority="73" w:unhideWhenUsed="0"/>
-    <w:lsdException w:name="Light Shading Accent 6" w:semiHidden="0" w:uiPriority="60" w:unhideWhenUsed="0"/>
-    <w:lsdException w:name="Light List Accent 6" w:semiHidden="0" w:uiPriority="61" w:unhideWhenUsed="0"/>
-    <w:lsdException w:name="Light Grid Accent 6" w:semiHidden="0" w:uiPriority="62" w:unhideWhenUsed="0"/>
-    <w:lsdException w:name="Medium Shading 1 Accent 6" w:semiHidden="0" w:uiPriority="63" w:unhideWhenUsed="0"/>
-    <w:lsdException w:name="Medium Shading 2 Accent 6" w:semiHidden="0" w:uiPriority="64" w:unhideWhenUsed="0"/>
-    <w:lsdException w:name="Medium List 1 Accent 6" w:semiHidden="0" w:uiPriority="65" w:unhideWhenUsed="0"/>
-    <w:lsdException w:name="Medium List 2 Accent 6" w:semiHidden="0" w:uiPriority="66" w:unhideWhenUsed="0"/>
-    <w:lsdException w:name="Medium Grid 1 Accent 6" w:semiHidden="0" w:uiPriority="67" w:unhideWhenUsed="0"/>
-    <w:lsdException w:name="Medium Grid 2 Accent 6" w:semiHidden="0" w:uiPriority="68" w:unhideWhenUsed="0"/>
-    <w:lsdException w:name="Medium Grid 3 Accent 6" w:semiHidden="0" w:uiPriority="69" w:unhideWhenUsed="0"/>
-    <w:lsdException w:name="Dark List Accent 6" w:semiHidden="0" w:uiPriority="70" w:unhideWhenUsed="0"/>
-    <w:lsdException w:name="Colorful Shading Accent 6" w:semiHidden="0" w:uiPriority="71" w:unhideWhenUsed="0"/>
-    <w:lsdException w:name="Colorful List Accent 6" w:semiHidden="0" w:uiPriority="72" w:unhideWhenUsed="0"/>
-    <w:lsdException w:name="Colorful Grid Accent 6" w:semiHidden="0" w:uiPriority="73" w:unhideWhenUsed="0"/>
-    <w:lsdException w:name="Subtle Emphasis" w:semiHidden="0" w:uiPriority="19" w:unhideWhenUsed="0" w:qFormat="1"/>
-    <w:lsdException w:name="Intense Emphasis" w:semiHidden="0" w:uiPriority="21" w:unhideWhenUsed="0" w:qFormat="1"/>
-    <w:lsdException w:name="Subtle Reference" w:semiHidden="0" w:uiPriority="31" w:unhideWhenUsed="0" w:qFormat="1"/>
-    <w:lsdException w:name="Intense Reference" w:semiHidden="0" w:uiPriority="32" w:unhideWhenUsed="0" w:qFormat="1"/>
-    <w:lsdException w:name="Book Title" w:semiHidden="0" w:uiPriority="33" w:unhideWhenUsed="0" w:qFormat="1"/>
-    <w:lsdException w:name="Bibliography" w:uiPriority="37"/>
-    <w:lsdException w:name="TOC Heading" w:uiPriority="39" w:qFormat="1"/>
+  <w:latentStyles w:defLockedState="0" w:defUIPriority="99" w:defSemiHidden="0" w:defUnhideWhenUsed="0" w:defQFormat="0" w:count="371">
+    <w:lsdException w:name="Normal" w:uiPriority="0" w:qFormat="1"/>
+    <w:lsdException w:name="heading 1" w:uiPriority="9" w:qFormat="1"/>
+    <w:lsdException w:name="heading 2" w:semiHidden="1" w:uiPriority="9" w:unhideWhenUsed="1" w:qFormat="1"/>
+    <w:lsdException w:name="heading 3" w:semiHidden="1" w:uiPriority="9" w:unhideWhenUsed="1" w:qFormat="1"/>
+    <w:lsdException w:name="heading 4" w:semiHidden="1" w:uiPriority="9" w:unhideWhenUsed="1" w:qFormat="1"/>
+    <w:lsdException w:name="heading 5" w:semiHidden="1" w:uiPriority="9" w:unhideWhenUsed="1" w:qFormat="1"/>
+    <w:lsdException w:name="heading 6" w:semiHidden="1" w:uiPriority="9" w:unhideWhenUsed="1" w:qFormat="1"/>
+    <w:lsdException w:name="heading 7" w:semiHidden="1" w:uiPriority="9" w:unhideWhenUsed="1" w:qFormat="1"/>
+    <w:lsdException w:name="heading 8" w:semiHidden="1" w:uiPriority="9" w:unhideWhenUsed="1" w:qFormat="1"/>
+    <w:lsdException w:name="heading 9" w:semiHidden="1" w:uiPriority="9" w:unhideWhenUsed="1" w:qFormat="1"/>
+    <w:lsdException w:name="index 1" w:semiHidden="1" w:unhideWhenUsed="1"/>
+    <w:lsdException w:name="index 2" w:semiHidden="1" w:unhideWhenUsed="1"/>
+    <w:lsdException w:name="index 3" w:semiHidden="1" w:unhideWhenUsed="1"/>
+    <w:lsdException w:name="index 4" w:semiHidden="1" w:unhideWhenUsed="1"/>
+    <w:lsdException w:name="index 5" w:semiHidden="1" w:unhideWhenUsed="1"/>
+    <w:lsdException w:name="index 6" w:semiHidden="1" w:unhideWhenUsed="1"/>
+    <w:lsdException w:name="index 7" w:semiHidden="1" w:unhideWhenUsed="1"/>
+    <w:lsdException w:name="index 8" w:semiHidden="1" w:unhideWhenUsed="1"/>
+    <w:lsdException w:name="index 9" w:semiHidden="1" w:unhideWhenUsed="1"/>
+    <w:lsdException w:name="toc 1" w:semiHidden="1" w:uiPriority="39" w:unhideWhenUsed="1"/>
+    <w:lsdException w:name="toc 2" w:semiHidden="1" w:uiPriority="39" w:unhideWhenUsed="1"/>
+    <w:lsdException w:name="toc 3" w:semiHidden="1" w:uiPriority="39" w:unhideWhenUsed="1"/>
+    <w:lsdException w:name="toc 4" w:semiHidden="1" w:uiPriority="39" w:unhideWhenUsed="1"/>
+    <w:lsdException w:name="toc 5" w:semiHidden="1" w:uiPriority="39" w:unhideWhenUsed="1"/>
+    <w:lsdException w:name="toc 6" w:semiHidden="1" w:uiPriority="39" w:unhideWhenUsed="1"/>
+    <w:lsdException w:name="toc 7" w:semiHidden="1" w:uiPriority="39" w:unhideWhenUsed="1"/>
+    <w:lsdException w:name="toc 8" w:semiHidden="1" w:uiPriority="39" w:unhideWhenUsed="1"/>
+    <w:lsdException w:name="toc 9" w:semiHidden="1" w:uiPriority="39" w:unhideWhenUsed="1"/>
+    <w:lsdException w:name="Normal Indent" w:semiHidden="1" w:unhideWhenUsed="1"/>
+    <w:lsdException w:name="footnote text" w:semiHidden="1" w:unhideWhenUsed="1"/>
+    <w:lsdException w:name="annotation text" w:semiHidden="1" w:unhideWhenUsed="1"/>
+    <w:lsdException w:name="header" w:semiHidden="1" w:unhideWhenUsed="1"/>
+    <w:lsdException w:name="footer" w:semiHidden="1" w:unhideWhenUsed="1"/>
+    <w:lsdException w:name="index heading" w:semiHidden="1" w:unhideWhenUsed="1"/>
+    <w:lsdException w:name="caption" w:semiHidden="1" w:uiPriority="35" w:unhideWhenUsed="1" w:qFormat="1"/>
+    <w:lsdException w:name="table of figures" w:semiHidden="1" w:unhideWhenUsed="1"/>
+    <w:lsdException w:name="envelope address" w:semiHidden="1" w:unhideWhenUsed="1"/>
+    <w:lsdException w:name="envelope return" w:semiHidden="1" w:unhideWhenUsed="1"/>
+    <w:lsdException w:name="footnote reference" w:semiHidden="1" w:unhideWhenUsed="1"/>
+    <w:lsdException w:name="annotation reference" w:semiHidden="1" w:unhideWhenUsed="1"/>
+    <w:lsdException w:name="line number" w:semiHidden="1" w:unhideWhenUsed="1"/>
+    <w:lsdException w:name="page number" w:semiHidden="1" w:unhideWhenUsed="1"/>
+    <w:lsdException w:name="endnote reference" w:semiHidden="1" w:unhideWhenUsed="1"/>
+    <w:lsdException w:name="endnote text" w:semiHidden="1" w:unhideWhenUsed="1"/>
+    <w:lsdException w:name="table of authorities" w:semiHidden="1" w:unhideWhenUsed="1"/>
+    <w:lsdException w:name="macro" w:semiHidden="1" w:unhideWhenUsed="1"/>
+    <w:lsdException w:name="toa heading" w:semiHidden="1" w:unhideWhenUsed="1"/>
+    <w:lsdException w:name="List" w:semiHidden="1" w:unhideWhenUsed="1"/>
+    <w:lsdException w:name="List Bullet" w:semiHidden="1" w:unhideWhenUsed="1"/>
+    <w:lsdException w:name="List Number" w:semiHidden="1" w:unhideWhenUsed="1"/>
+    <w:lsdException w:name="List 2" w:semiHidden="1" w:unhideWhenUsed="1"/>
+    <w:lsdException w:name="List 3" w:semiHidden="1" w:unhideWhenUsed="1"/>
+    <w:lsdException w:name="List 4" w:semiHidden="1" w:unhideWhenUsed="1"/>
+    <w:lsdException w:name="List 5" w:semiHidden="1" w:unhideWhenUsed="1"/>
+    <w:lsdException w:name="List Bullet 2" w:semiHidden="1" w:unhideWhenUsed="1"/>
+    <w:lsdException w:name="List Bullet 3" w:semiHidden="1" w:unhideWhenUsed="1"/>
+    <w:lsdException w:name="List Bullet 4" w:semiHidden="1" w:unhideWhenUsed="1"/>
+    <w:lsdException w:name="List Bullet 5" w:semiHidden="1" w:unhideWhenUsed="1"/>
+    <w:lsdException w:name="List Number 2" w:semiHidden="1" w:unhideWhenUsed="1"/>
+    <w:lsdException w:name="List Number 3" w:semiHidden="1" w:unhideWhenUsed="1"/>
+    <w:lsdException w:name="List Number 4" w:semiHidden="1" w:unhideWhenUsed="1"/>
+    <w:lsdException w:name="List Number 5" w:semiHidden="1" w:unhideWhenUsed="1"/>
+    <w:lsdException w:name="Title" w:uiPriority="10" w:qFormat="1"/>
+    <w:lsdException w:name="Closing" w:semiHidden="1" w:unhideWhenUsed="1"/>
+    <w:lsdException w:name="Signature" w:semiHidden="1" w:unhideWhenUsed="1"/>
+    <w:lsdException w:name="Default Paragraph Font" w:semiHidden="1" w:uiPriority="1" w:unhideWhenUsed="1"/>
+    <w:lsdException w:name="Body Text" w:semiHidden="1" w:unhideWhenUsed="1"/>
+    <w:lsdException w:name="Body Text Indent" w:semiHidden="1" w:unhideWhenUsed="1"/>
+    <w:lsdException w:name="List Continue" w:semiHidden="1" w:unhideWhenUsed="1"/>
+    <w:lsdException w:name="List Continue 2" w:semiHidden="1" w:unhideWhenUsed="1"/>
+    <w:lsdException w:name="List Continue 3" w:semiHidden="1" w:unhideWhenUsed="1"/>
+    <w:lsdException w:name="List Continue 4" w:semiHidden="1" w:unhideWhenUsed="1"/>
+    <w:lsdException w:name="List Continue 5" w:semiHidden="1" w:unhideWhenUsed="1"/>
+    <w:lsdException w:name="Message Header" w:semiHidden="1" w:unhideWhenUsed="1"/>
+    <w:lsdException w:name="Subtitle" w:uiPriority="11" w:qFormat="1"/>
+    <w:lsdException w:name="Salutation" w:semiHidden="1" w:unhideWhenUsed="1"/>
+    <w:lsdException w:name="Date" w:semiHidden="1" w:unhideWhenUsed="1"/>
+    <w:lsdException w:name="Body Text First Indent" w:semiHidden="1" w:unhideWhenUsed="1"/>
+    <w:lsdException w:name="Body Text First Indent 2" w:semiHidden="1" w:unhideWhenUsed="1"/>
+    <w:lsdException w:name="Note Heading" w:semiHidden="1" w:unhideWhenUsed="1"/>
+    <w:lsdException w:name="Body Text 2" w:semiHidden="1" w:unhideWhenUsed="1"/>
+    <w:lsdException w:name="Body Text 3" w:semiHidden="1" w:unhideWhenUsed="1"/>
+    <w:lsdException w:name="Body Text Indent 2" w:semiHidden="1" w:unhideWhenUsed="1"/>
+    <w:lsdException w:name="Body Text Indent 3" w:semiHidden="1" w:unhideWhenUsed="1"/>
+    <w:lsdException w:name="Block Text" w:semiHidden="1" w:unhideWhenUsed="1"/>
+    <w:lsdException w:name="Hyperlink" w:semiHidden="1" w:unhideWhenUsed="1"/>
+    <w:lsdException w:name="FollowedHyperlink" w:semiHidden="1" w:unhideWhenUsed="1"/>
+    <w:lsdException w:name="Strong" w:uiPriority="22" w:qFormat="1"/>
+    <w:lsdException w:name="Emphasis" w:uiPriority="20" w:qFormat="1"/>
+    <w:lsdException w:name="Document Map" w:semiHidden="1" w:unhideWhenUsed="1"/>
+    <w:lsdException w:name="Plain Text" w:semiHidden="1" w:unhideWhenUsed="1"/>
+    <w:lsdException w:name="E-mail Signature" w:semiHidden="1" w:unhideWhenUsed="1"/>
+    <w:lsdException w:name="HTML Top of Form" w:semiHidden="1" w:unhideWhenUsed="1"/>
+    <w:lsdException w:name="HTML Bottom of Form" w:semiHidden="1" w:unhideWhenUsed="1"/>
+    <w:lsdException w:name="Normal (Web)" w:semiHidden="1" w:unhideWhenUsed="1"/>
+    <w:lsdException w:name="HTML Acronym" w:semiHidden="1" w:unhideWhenUsed="1"/>
+    <w:lsdException w:name="HTML Address" w:semiHidden="1" w:unhideWhenUsed="1"/>
+    <w:lsdException w:name="HTML Cite" w:semiHidden="1" w:unhideWhenUsed="1"/>
+    <w:lsdException w:name="HTML Code" w:semiHidden="1" w:unhideWhenUsed="1"/>
+    <w:lsdException w:name="HTML Definition" w:semiHidden="1" w:unhideWhenUsed="1"/>
+    <w:lsdException w:name="HTML Keyboard" w:semiHidden="1" w:unhideWhenUsed="1"/>
+    <w:lsdException w:name="HTML Preformatted" w:semiHidden="1" w:unhideWhenUsed="1"/>
+    <w:lsdException w:name="HTML Sample" w:semiHidden="1" w:unhideWhenUsed="1"/>
+    <w:lsdException w:name="HTML Typewriter" w:semiHidden="1" w:unhideWhenUsed="1"/>
+    <w:lsdException w:name="HTML Variable" w:semiHidden="1" w:unhideWhenUsed="1"/>
+    <w:lsdException w:name="Normal Table" w:semiHidden="1" w:unhideWhenUsed="1"/>
+    <w:lsdException w:name="annotation subject" w:semiHidden="1" w:unhideWhenUsed="1"/>
+    <w:lsdException w:name="No List" w:semiHidden="1" w:unhideWhenUsed="1"/>
+    <w:lsdException w:name="Outline List 1" w:semiHidden="1" w:unhideWhenUsed="1"/>
+    <w:lsdException w:name="Outline List 2" w:semiHidden="1" w:unhideWhenUsed="1"/>
+    <w:lsdException w:name="Outline List 3" w:semiHidden="1" w:unhideWhenUsed="1"/>
+    <w:lsdException w:name="Table Simple 1" w:semiHidden="1" w:unhideWhenUsed="1"/>
+    <w:lsdException w:name="Table Simple 2" w:semiHidden="1" w:unhideWhenUsed="1"/>
+    <w:lsdException w:name="Table Simple 3" w:semiHidden="1" w:unhideWhenUsed="1"/>
+    <w:lsdException w:name="Table Classic 1" w:semiHidden="1" w:unhideWhenUsed="1"/>
+    <w:lsdException w:name="Table Classic 2" w:semiHidden="1" w:unhideWhenUsed="1"/>
+    <w:lsdException w:name="Table Classic 3" w:semiHidden="1" w:unhideWhenUsed="1"/>
+    <w:lsdException w:name="Table Classic 4" w:semiHidden="1" w:unhideWhenUsed="1"/>
+    <w:lsdException w:name="Table Colorful 1" w:semiHidden="1" w:unhideWhenUsed="1"/>
+    <w:lsdException w:name="Table Colorful 2" w:semiHidden="1" w:unhideWhenUsed="1"/>
+    <w:lsdException w:name="Table Colorful 3" w:semiHidden="1" w:unhideWhenUsed="1"/>
+    <w:lsdException w:name="Table Columns 1" w:semiHidden="1" w:unhideWhenUsed="1"/>
+    <w:lsdException w:name="Table Columns 2" w:semiHidden="1" w:unhideWhenUsed="1"/>
+    <w:lsdException w:name="Table Columns 3" w:semiHidden="1" w:unhideWhenUsed="1"/>
+    <w:lsdException w:name="Table Columns 4" w:semiHidden="1" w:unhideWhenUsed="1"/>
+    <w:lsdException w:name="Table Columns 5" w:semiHidden="1" w:unhideWhenUsed="1"/>
+    <w:lsdException w:name="Table Grid 1" w:semiHidden="1" w:unhideWhenUsed="1"/>
+    <w:lsdException w:name="Table Grid 2" w:semiHidden="1" w:unhideWhenUsed="1"/>
+    <w:lsdException w:name="Table Grid 3" w:semiHidden="1" w:unhideWhenUsed="1"/>
+    <w:lsdException w:name="Table Grid 4" w:semiHidden="1" w:unhideWhenUsed="1"/>
+    <w:lsdException w:name="Table Grid 5" w:semiHidden="1" w:unhideWhenUsed="1"/>
+    <w:lsdException w:name="Table Grid 6" w:semiHidden="1" w:unhideWhenUsed="1"/>
+    <w:lsdException w:name="Table Grid 7" w:semiHidden="1" w:unhideWhenUsed="1"/>
+    <w:lsdException w:name="Table Grid 8" w:semiHidden="1" w:unhideWhenUsed="1"/>
+    <w:lsdException w:name="Table List 1" w:semiHidden="1" w:unhideWhenUsed="1"/>
+    <w:lsdException w:name="Table List 2" w:semiHidden="1" w:unhideWhenUsed="1"/>
+    <w:lsdException w:name="Table List 3" w:semiHidden="1" w:unhideWhenUsed="1"/>
+    <w:lsdException w:name="Table List 4" w:semiHidden="1" w:unhideWhenUsed="1"/>
+    <w:lsdException w:name="Table List 5" w:semiHidden="1" w:unhideWhenUsed="1"/>
+    <w:lsdException w:name="Table List 6" w:semiHidden="1" w:unhideWhenUsed="1"/>
+    <w:lsdException w:name="Table List 7" w:semiHidden="1" w:unhideWhenUsed="1"/>
+    <w:lsdException w:name="Table List 8" w:semiHidden="1" w:unhideWhenUsed="1"/>
+    <w:lsdException w:name="Table 3D effects 1" w:semiHidden="1" w:unhideWhenUsed="1"/>
+    <w:lsdException w:name="Table 3D effects 2" w:semiHidden="1" w:unhideWhenUsed="1"/>
+    <w:lsdException w:name="Table 3D effects 3" w:semiHidden="1" w:unhideWhenUsed="1"/>
+    <w:lsdException w:name="Table Contemporary" w:semiHidden="1" w:unhideWhenUsed="1"/>
+    <w:lsdException w:name="Table Elegant" w:semiHidden="1" w:unhideWhenUsed="1"/>
+    <w:lsdException w:name="Table Professional" w:semiHidden="1" w:unhideWhenUsed="1"/>
+    <w:lsdException w:name="Table Subtle 1" w:semiHidden="1" w:unhideWhenUsed="1"/>
+    <w:lsdException w:name="Table Subtle 2" w:semiHidden="1" w:unhideWhenUsed="1"/>
+    <w:lsdException w:name="Table Web 1" w:semiHidden="1" w:unhideWhenUsed="1"/>
+    <w:lsdException w:name="Table Web 2" w:semiHidden="1" w:unhideWhenUsed="1"/>
+    <w:lsdException w:name="Table Web 3" w:semiHidden="1" w:unhideWhenUsed="1"/>
+    <w:lsdException w:name="Balloon Text" w:semiHidden="1" w:unhideWhenUsed="1"/>
+    <w:lsdException w:name="Table Grid" w:uiPriority="59"/>
+    <w:lsdException w:name="Table Theme" w:semiHidden="1" w:unhideWhenUsed="1"/>
+    <w:lsdException w:name="Placeholder Text" w:semiHidden="1"/>
+    <w:lsdException w:name="No Spacing" w:uiPriority="1" w:qFormat="1"/>
+    <w:lsdException w:name="Light Shading" w:uiPriority="60"/>
+    <w:lsdException w:name="Light List" w:uiPriority="61"/>
+    <w:lsdException w:name="Light Grid" w:uiPriority="62"/>
+    <w:lsdException w:name="Medium Shading 1" w:uiPriority="63"/>
+    <w:lsdException w:name="Medium Shading 2" w:uiPriority="64"/>
+    <w:lsdException w:name="Medium List 1" w:uiPriority="65"/>
+    <w:lsdException w:name="Medium List 2" w:uiPriority="66"/>
+    <w:lsdException w:name="Medium Grid 1" w:uiPriority="67"/>
+    <w:lsdException w:name="Medium Grid 2" w:uiPriority="68"/>
+    <w:lsdException w:name="Medium Grid 3" w:uiPriority="69"/>
+    <w:lsdException w:name="Dark List" w:uiPriority="70"/>
+    <w:lsdException w:name="Colorful Shading" w:uiPriority="71"/>
+    <w:lsdException w:name="Colorful List" w:uiPriority="72"/>
+    <w:lsdException w:name="Colorful Grid" w:uiPriority="73"/>
+    <w:lsdException w:name="Light Shading Accent 1" w:uiPriority="60"/>
+    <w:lsdException w:name="Light List Accent 1" w:uiPriority="61"/>
+    <w:lsdException w:name="Light Grid Accent 1" w:uiPriority="62"/>
+    <w:lsdException w:name="Medium Shading 1 Accent 1" w:uiPriority="63"/>
+    <w:lsdException w:name="Medium Shading 2 Accent 1" w:uiPriority="64"/>
+    <w:lsdException w:name="Medium List 1 Accent 1" w:uiPriority="65"/>
+    <w:lsdException w:name="Revision" w:semiHidden="1"/>
+    <w:lsdException w:name="List Paragraph" w:uiPriority="34" w:qFormat="1"/>
+    <w:lsdException w:name="Quote" w:uiPriority="29" w:qFormat="1"/>
+    <w:lsdException w:name="Intense Quote" w:uiPriority="30" w:qFormat="1"/>
+    <w:lsdException w:name="Medium List 2 Accent 1" w:uiPriority="66"/>
+    <w:lsdException w:name="Medium Grid 1 Accent 1" w:uiPriority="67"/>
+    <w:lsdException w:name="Medium Grid 2 Accent 1" w:uiPriority="68"/>
+    <w:lsdException w:name="Medium Grid 3 Accent 1" w:uiPriority="69"/>
+    <w:lsdException w:name="Dark List Accent 1" w:uiPriority="70"/>
+    <w:lsdException w:name="Colorful Shading Accent 1" w:uiPriority="71"/>
+    <w:lsdException w:name="Colorful List Accent 1" w:uiPriority="72"/>
+    <w:lsdException w:name="Colorful Grid Accent 1" w:uiPriority="73"/>
+    <w:lsdException w:name="Light Shading Accent 2" w:uiPriority="60"/>
+    <w:lsdException w:name="Light List Accent 2" w:uiPriority="61"/>
+    <w:lsdException w:name="Light Grid Accent 2" w:uiPriority="62"/>
+    <w:lsdException w:name="Medium Shading 1 Accent 2" w:uiPriority="63"/>
+    <w:lsdException w:name="Medium Shading 2 Accent 2" w:uiPriority="64"/>
+    <w:lsdException w:name="Medium List 1 Accent 2" w:uiPriority="65"/>
+    <w:lsdException w:name="Medium List 2 Accent 2" w:uiPriority="66"/>
+    <w:lsdException w:name="Medium Grid 1 Accent 2" w:uiPriority="67"/>
+    <w:lsdException w:name="Medium Grid 2 Accent 2" w:uiPriority="68"/>
+    <w:lsdException w:name="Medium Grid 3 Accent 2" w:uiPriority="69"/>
+    <w:lsdException w:name="Dark List Accent 2" w:uiPriority="70"/>
+    <w:lsdException w:name="Colorful Shading Accent 2" w:uiPriority="71"/>
+    <w:lsdException w:name="Colorful List Accent 2" w:uiPriority="72"/>
+    <w:lsdException w:name="Colorful Grid Accent 2" w:uiPriority="73"/>
+    <w:lsdException w:name="Light Shading Accent 3" w:uiPriority="60"/>
+    <w:lsdException w:name="Light List Accent 3" w:uiPriority="61"/>
+    <w:lsdException w:name="Light Grid Accent 3" w:uiPriority="62"/>
+    <w:lsdException w:name="Medium Shading 1 Accent 3" w:uiPriority="63"/>
+    <w:lsdException w:name="Medium Shading 2 Accent 3" w:uiPriority="64"/>
+    <w:lsdException w:name="Medium List 1 Accent 3" w:uiPriority="65"/>
+    <w:lsdException w:name="Medium List 2 Accent 3" w:uiPriority="66"/>
+    <w:lsdException w:name="Medium Grid 1 Accent 3" w:uiPriority="67"/>
+    <w:lsdException w:name="Medium Grid 2 Accent 3" w:uiPriority="68"/>
+    <w:lsdException w:name="Medium Grid 3 Accent 3" w:uiPriority="69"/>
+    <w:lsdException w:name="Dark List Accent 3" w:uiPriority="70"/>
+    <w:lsdException w:name="Colorful Shading Accent 3" w:uiPriority="71"/>
+    <w:lsdException w:name="Colorful List Accent 3" w:uiPriority="72"/>
+    <w:lsdException w:name="Colorful Grid Accent 3" w:uiPriority="73"/>
+    <w:lsdException w:name="Light Shading Accent 4" w:uiPriority="60"/>
+    <w:lsdException w:name="Light List Accent 4" w:uiPriority="61"/>
+    <w:lsdException w:name="Light Grid Accent 4" w:uiPriority="62"/>
+    <w:lsdException w:name="Medium Shading 1 Accent 4" w:uiPriority="63"/>
+    <w:lsdException w:name="Medium Shading 2 Accent 4" w:uiPriority="64"/>
+    <w:lsdException w:name="Medium List 1 Accent 4" w:uiPriority="65"/>
+    <w:lsdException w:name="Medium List 2 Accent 4" w:uiPriority="66"/>
+    <w:lsdException w:name="Medium Grid 1 Accent 4" w:uiPriority="67"/>
+    <w:lsdException w:name="Medium Grid 2 Accent 4" w:uiPriority="68"/>
+    <w:lsdException w:name="Medium Grid 3 Accent 4" w:uiPriority="69"/>
+    <w:lsdException w:name="Dark List Accent 4" w:uiPriority="70"/>
+    <w:lsdException w:name="Colorful Shading Accent 4" w:uiPriority="71"/>
+    <w:lsdException w:name="Colorful List Accent 4" w:uiPriority="72"/>
+    <w:lsdException w:name="Colorful Grid Accent 4" w:uiPriority="73"/>
+    <w:lsdException w:name="Light Shading Accent 5" w:uiPriority="60"/>
+    <w:lsdException w:name="Light List Accent 5" w:uiPriority="61"/>
+    <w:lsdException w:name="Light Grid Accent 5" w:uiPriority="62"/>
+    <w:lsdException w:name="Medium Shading 1 Accent 5" w:uiPriority="63"/>
+    <w:lsdException w:name="Medium Shading 2 Accent 5" w:uiPriority="64"/>
+    <w:lsdException w:name="Medium List 1 Accent 5" w:uiPriority="65"/>
+    <w:lsdException w:name="Medium List 2 Accent 5" w:uiPriority="66"/>
+    <w:lsdException w:name="Medium Grid 1 Accent 5" w:uiPriority="67"/>
+    <w:lsdException w:name="Medium Grid 2 Accent 5" w:uiPriority="68"/>
+    <w:lsdException w:name="Medium Grid 3 Accent 5" w:uiPriority="69"/>
+    <w:lsdException w:name="Dark List Accent 5" w:uiPriority="70"/>
+    <w:lsdException w:name="Colorful Shading Accent 5" w:uiPriority="71"/>
+    <w:lsdException w:name="Colorful List Accent 5" w:uiPriority="72"/>
+    <w:lsdException w:name="Colorful Grid Accent 5" w:uiPriority="73"/>
+    <w:lsdException w:name="Light Shading Accent 6" w:uiPriority="60"/>
+    <w:lsdException w:name="Light List Accent 6" w:uiPriority="61"/>
+    <w:lsdException w:name="Light Grid Accent 6" w:uiPriority="62"/>
+    <w:lsdException w:name="Medium Shading 1 Accent 6" w:uiPriority="63"/>
+    <w:lsdException w:name="Medium Shading 2 Accent 6" w:uiPriority="64"/>
+    <w:lsdException w:name="Medium List 1 Accent 6" w:uiPriority="65"/>
+    <w:lsdException w:name="Medium List 2 Accent 6" w:uiPriority="66"/>
+    <w:lsdException w:name="Medium Grid 1 Accent 6" w:uiPriority="67"/>
+    <w:lsdException w:name="Medium Grid 2 Accent 6" w:uiPriority="68"/>
+    <w:lsdException w:name="Medium Grid 3 Accent 6" w:uiPriority="69"/>
+    <w:lsdException w:name="Dark List Accent 6" w:uiPriority="70"/>
+    <w:lsdException w:name="Colorful Shading Accent 6" w:uiPriority="71"/>
+    <w:lsdException w:name="Colorful List Accent 6" w:uiPriority="72"/>
+    <w:lsdException w:name="Colorful Grid Accent 6" w:uiPriority="73"/>
+    <w:lsdException w:name="Subtle Emphasis" w:uiPriority="19" w:qFormat="1"/>
+    <w:lsdException w:name="Intense Emphasis" w:uiPriority="21" w:qFormat="1"/>
+    <w:lsdException w:name="Subtle Reference" w:uiPriority="31" w:qFormat="1"/>
+    <w:lsdException w:name="Intense Reference" w:uiPriority="32" w:qFormat="1"/>
+    <w:lsdException w:name="Book Title" w:uiPriority="33" w:qFormat="1"/>
+    <w:lsdException w:name="Bibliography" w:semiHidden="1" w:uiPriority="37" w:unhideWhenUsed="1"/>
+    <w:lsdException w:name="TOC Heading" w:semiHidden="1" w:uiPriority="39" w:unhideWhenUsed="1" w:qFormat="1"/>
+    <w:lsdException w:name="Plain Table 1" w:uiPriority="41"/>
+    <w:lsdException w:name="Plain Table 2" w:uiPriority="42"/>
+    <w:lsdException w:name="Plain Table 3" w:uiPriority="43"/>
+    <w:lsdException w:name="Plain Table 4" w:uiPriority="44"/>
+    <w:lsdException w:name="Plain Table 5" w:uiPriority="45"/>
+    <w:lsdException w:name="Grid Table Light" w:uiPriority="40"/>
+    <w:lsdException w:name="Grid Table 1 Light" w:uiPriority="46"/>
+    <w:lsdException w:name="Grid Table 2" w:uiPriority="47"/>
+    <w:lsdException w:name="Grid Table 3" w:uiPriority="48"/>
+    <w:lsdException w:name="Grid Table 4" w:uiPriority="49"/>
+    <w:lsdException w:name="Grid Table 5 Dark" w:uiPriority="50"/>
+    <w:lsdException w:name="Grid Table 6 Colorful" w:uiPriority="51"/>
+    <w:lsdException w:name="Grid Table 7 Colorful" w:uiPriority="52"/>
+    <w:lsdException w:name="Grid Table 1 Light Accent 1" w:uiPriority="46"/>
+    <w:lsdException w:name="Grid Table 2 Accent 1" w:uiPriority="47"/>
+    <w:lsdException w:name="Grid Table 3 Accent 1" w:uiPriority="48"/>
+    <w:lsdException w:name="Grid Table 4 Accent 1" w:uiPriority="49"/>
+    <w:lsdException w:name="Grid Table 5 Dark Accent 1" w:uiPriority="50"/>
+    <w:lsdException w:name="Grid Table 6 Colorful Accent 1" w:uiPriority="51"/>
+    <w:lsdException w:name="Grid Table 7 Colorful Accent 1" w:uiPriority="52"/>
+    <w:lsdException w:name="Grid Table 1 Light Accent 2" w:uiPriority="46"/>
+    <w:lsdException w:name="Grid Table 2 Accent 2" w:uiPriority="47"/>
+    <w:lsdException w:name="Grid Table 3 Accent 2" w:uiPriority="48"/>
+    <w:lsdException w:name="Grid Table 4 Accent 2" w:uiPriority="49"/>
+    <w:lsdException w:name="Grid Table 5 Dark Accent 2" w:uiPriority="50"/>
+    <w:lsdException w:name="Grid Table 6 Colorful Accent 2" w:uiPriority="51"/>
+    <w:lsdException w:name="Grid Table 7 Colorful Accent 2" w:uiPriority="52"/>
+    <w:lsdException w:name="Grid Table 1 Light Accent 3" w:uiPriority="46"/>
+    <w:lsdException w:name="Grid Table 2 Accent 3" w:uiPriority="47"/>
+    <w:lsdException w:name="Grid Table 3 Accent 3" w:uiPriority="48"/>
+    <w:lsdException w:name="Grid Table 4 Accent 3" w:uiPriority="49"/>
+    <w:lsdException w:name="Grid Table 5 Dark Accent 3" w:uiPriority="50"/>
+    <w:lsdException w:name="Grid Table 6 Colorful Accent 3" w:uiPriority="51"/>
+    <w:lsdException w:name="Grid Table 7 Colorful Accent 3" w:uiPriority="52"/>
+    <w:lsdException w:name="Grid Table 1 Light Accent 4" w:uiPriority="46"/>
+    <w:lsdException w:name="Grid Table 2 Accent 4" w:uiPriority="47"/>
+    <w:lsdException w:name="Grid Table 3 Accent 4" w:uiPriority="48"/>
+    <w:lsdException w:name="Grid Table 4 Accent 4" w:uiPriority="49"/>
+    <w:lsdException w:name="Grid Table 5 Dark Accent 4" w:uiPriority="50"/>
+    <w:lsdException w:name="Grid Table 6 Colorful Accent 4" w:uiPriority="51"/>
+    <w:lsdException w:name="Grid Table 7 Colorful Accent 4" w:uiPriority="52"/>
+    <w:lsdException w:name="Grid Table 1 Light Accent 5" w:uiPriority="46"/>
+    <w:lsdException w:name="Grid Table 2 Accent 5" w:uiPriority="47"/>
+    <w:lsdException w:name="Grid Table 3 Accent 5" w:uiPriority="48"/>
+    <w:lsdException w:name="Grid Table 4 Accent 5" w:uiPriority="49"/>
+    <w:lsdException w:name="Grid Table 5 Dark Accent 5" w:uiPriority="50"/>
+    <w:lsdException w:name="Grid Table 6 Colorful Accent 5" w:uiPriority="51"/>
+    <w:lsdException w:name="Grid Table 7 Colorful Accent 5" w:uiPriority="52"/>
+    <w:lsdException w:name="Grid Table 1 Light Accent 6" w:uiPriority="46"/>
+    <w:lsdException w:name="Grid Table 2 Accent 6" w:uiPriority="47"/>
+    <w:lsdException w:name="Grid Table 3 Accent 6" w:uiPriority="48"/>
+    <w:lsdException w:name="Grid Table 4 Accent 6" w:uiPriority="49"/>
+    <w:lsdException w:name="Grid Table 5 Dark Accent 6" w:uiPriority="50"/>
+    <w:lsdException w:name="Grid Table 6 Colorful Accent 6" w:uiPriority="51"/>
+    <w:lsdException w:name="Grid Table 7 Colorful Accent 6" w:uiPriority="52"/>
+    <w:lsdException w:name="List Table 1 Light" w:uiPriority="46"/>
+    <w:lsdException w:name="List Table 2" w:uiPriority="47"/>
+    <w:lsdException w:name="List Table 3" w:uiPriority="48"/>
+    <w:lsdException w:name="List Table 4" w:uiPriority="49"/>
+    <w:lsdException w:name="List Table 5 Dark" w:uiPriority="50"/>
+    <w:lsdException w:name="List Table 6 Colorful" w:uiPriority="51"/>
+    <w:lsdException w:name="List Table 7 Colorful" w:uiPriority="52"/>
+    <w:lsdException w:name="List Table 1 Light Accent 1" w:uiPriority="46"/>
+    <w:lsdException w:name="List Table 2 Accent 1" w:uiPriority="47"/>
+    <w:lsdException w:name="List Table 3 Accent 1" w:uiPriority="48"/>
+    <w:lsdException w:name="List Table 4 Accent 1" w:uiPriority="49"/>
+    <w:lsdException w:name="List Table 5 Dark Accent 1" w:uiPriority="50"/>
+    <w:lsdException w:name="List Table 6 Colorful Accent 1" w:uiPriority="51"/>
+    <w:lsdException w:name="List Table 7 Colorful Accent 1" w:uiPriority="52"/>
+    <w:lsdException w:name="List Table 1 Light Accent 2" w:uiPriority="46"/>
+    <w:lsdException w:name="List Table 2 Accent 2" w:uiPriority="47"/>
+    <w:lsdException w:name="List Table 3 Accent 2" w:uiPriority="48"/>
+    <w:lsdException w:name="List Table 4 Accent 2" w:uiPriority="49"/>
+    <w:lsdException w:name="List Table 5 Dark Accent 2" w:uiPriority="50"/>
+    <w:lsdException w:name="List Table 6 Colorful Accent 2" w:uiPriority="51"/>
+    <w:lsdException w:name="List Table 7 Colorful Accent 2" w:uiPriority="52"/>
+    <w:lsdException w:name="List Table 1 Light Accent 3" w:uiPriority="46"/>
+    <w:lsdException w:name="List Table 2 Accent 3" w:uiPriority="47"/>
+    <w:lsdException w:name="List Table 3 Accent 3" w:uiPriority="48"/>
+    <w:lsdException w:name="List Table 4 Accent 3" w:uiPriority="49"/>
+    <w:lsdException w:name="List Table 5 Dark Accent 3" w:uiPriority="50"/>
+    <w:lsdException w:name="List Table 6 Colorful Accent 3" w:uiPriority="51"/>
+    <w:lsdException w:name="List Table 7 Colorful Accent 3" w:uiPriority="52"/>
+    <w:lsdException w:name="List Table 1 Light Accent 4" w:uiPriority="46"/>
+    <w:lsdException w:name="List Table 2 Accent 4" w:uiPriority="47"/>
+    <w:lsdException w:name="List Table 3 Accent 4" w:uiPriority="48"/>
+    <w:lsdException w:name="List Table 4 Accent 4" w:uiPriority="49"/>
+    <w:lsdException w:name="List Table 5 Dark Accent 4" w:uiPriority="50"/>
+    <w:lsdException w:name="List Table 6 Colorful Accent 4" w:uiPriority="51"/>
+    <w:lsdException w:name="List Table 7 Colorful Accent 4" w:uiPriority="52"/>
+    <w:lsdException w:name="List Table 1 Light Accent 5" w:uiPriority="46"/>
+    <w:lsdException w:name="List Table 2 Accent 5" w:uiPriority="47"/>
+    <w:lsdException w:name="List Table 3 Accent 5" w:uiPriority="48"/>
+    <w:lsdException w:name="List Table 4 Accent 5" w:uiPriority="49"/>
+    <w:lsdException w:name="List Table 5 Dark Accent 5" w:uiPriority="50"/>
+    <w:lsdException w:name="List Table 6 Colorful Accent 5" w:uiPriority="51"/>
+    <w:lsdException w:name="List Table 7 Colorful Accent 5" w:uiPriority="52"/>
+    <w:lsdException w:name="List Table 1 Light Accent 6" w:uiPriority="46"/>
+    <w:lsdException w:name="List Table 2 Accent 6" w:uiPriority="47"/>
+    <w:lsdException w:name="List Table 3 Accent 6" w:uiPriority="48"/>
+    <w:lsdException w:name="List Table 4 Accent 6" w:uiPriority="49"/>
+    <w:lsdException w:name="List Table 5 Dark Accent 6" w:uiPriority="50"/>
+    <w:lsdException w:name="List Table 6 Colorful Accent 6" w:uiPriority="51"/>
+    <w:lsdException w:name="List Table 7 Colorful Accent 6" w:uiPriority="52"/>
   </w:latentStyles>
   <w:style w:type="paragraph" w:default="1" w:styleId="Normal">
     <w:name w:val="Normal"/>
     <w:qFormat/>
-    <w:rsid w:val="00E2430A"/>
+    <w:rsid w:val="00836D9A"/>
   </w:style>
   <w:style w:type="character" w:default="1" w:styleId="Fuentedeprrafopredeter">
     <w:name w:val="Default Paragraph Font"/>
@@ -1607,7 +3348,6 @@
     <w:uiPriority w:val="99"/>
     <w:semiHidden/>
     <w:unhideWhenUsed/>
-    <w:qFormat/>
     <w:tblPr>
       <w:tblInd w:w="0" w:type="dxa"/>
       <w:tblCellMar>
@@ -1651,7 +3391,6 @@
     <w:basedOn w:val="Normal"/>
     <w:link w:val="HTMLconformatoprevioCar"/>
     <w:uiPriority w:val="99"/>
-    <w:semiHidden/>
     <w:unhideWhenUsed/>
     <w:rsid w:val="00CE12AC"/>
     <w:pPr>
@@ -1687,7 +3426,6 @@
     <w:basedOn w:val="Fuentedeprrafopredeter"/>
     <w:link w:val="HTMLconformatoprevio"/>
     <w:uiPriority w:val="99"/>
-    <w:semiHidden/>
     <w:rsid w:val="00CE12AC"/>
     <w:rPr>
       <w:rFonts w:ascii="Courier New" w:eastAsia="Times New Roman" w:hAnsi="Courier New" w:cs="Courier New"/>
